--- a/visa_appendices/docx/D_wellbeing_baseline_methodology.docx
+++ b/visa_appendices/docx/D_wellbeing_baseline_methodology.docx
@@ -48,7 +48,7 @@
         <w:t xml:space="preserve"> </w:t>
       </w:r>
       <w:r>
-        <w:t xml:space="preserve">Yusuf Quadri, DEQUAD</w:t>
+        <w:t xml:space="preserve">Yusuf Quadri, Founder &amp; CEO, DEQUAD — written by the founder, drawing on his professional safeguarding practice (Change Grow Live / NHS)</w:t>
       </w:r>
       <w:r>
         <w:t xml:space="preserve"> </w:t>

--- a/visa_appendices/docx/D_wellbeing_baseline_methodology.docx
+++ b/visa_appendices/docx/D_wellbeing_baseline_methodology.docx
@@ -2,7 +2,15 @@
 <file path=word/document.xml><?xml version="1.0" encoding="utf-8"?>
 <w:document xmlns:w="http://schemas.openxmlformats.org/wordprocessingml/2006/main" xmlns:m="http://schemas.openxmlformats.org/officeDocument/2006/math" xmlns:r="http://schemas.openxmlformats.org/officeDocument/2006/relationships" xmlns:o="urn:schemas-microsoft-com:office:office" xmlns:v="urn:schemas-microsoft-com:vml" xmlns:w10="urn:schemas-microsoft-com:office:word" xmlns:a="http://schemas.openxmlformats.org/drawingml/2006/main" xmlns:pic="http://schemas.openxmlformats.org/drawingml/2006/picture" xmlns:wp="http://schemas.openxmlformats.org/drawingml/2006/wordprocessingDrawing">
   <w:body>
-    <w:bookmarkStart w:id="35" w:name="X984820693631acae0f2ffeced126927e7284a43"/>
+    <w:p>
+      <w:pPr>
+        <w:pStyle w:val="Title"/>
+      </w:pPr>
+      <w:r>
+        <w:t xml:space="preserve">D_wellbeing_baseline_methodology</w:t>
+      </w:r>
+    </w:p>
+    <w:bookmarkStart w:id="24" w:name="X2eacaae690525972fedecf8337613c4f6de7895"/>
     <w:p>
       <w:pPr>
         <w:pStyle w:val="Heading1"/>
@@ -17,8 +25,8 @@
       </w:pPr>
       <w:r>
         <w:rPr>
+          <w:b/>
           <w:bCs/>
-          <w:b/>
         </w:rPr>
         <w:t xml:space="preserve">Working title:</w:t>
       </w:r>
@@ -27,8 +35,8 @@
       </w:r>
       <w:r>
         <w:rPr>
+          <w:i/>
           <w:iCs/>
-          <w:i/>
         </w:rPr>
         <w:t xml:space="preserve">Per-user wellbeing-baseline detection: a low-friction approach to early identification of student mental-health deterioration in a closed peer network</w:t>
       </w:r>
@@ -39,8 +47,8 @@
       </w:pPr>
       <w:r>
         <w:rPr>
+          <w:b/>
           <w:bCs/>
-          <w:b/>
         </w:rPr>
         <w:t xml:space="preserve">Author:</w:t>
       </w:r>
@@ -55,8 +63,8 @@
       </w:r>
       <w:r>
         <w:rPr>
+          <w:b/>
           <w:bCs/>
-          <w:b/>
         </w:rPr>
         <w:t xml:space="preserve">Version:</w:t>
       </w:r>
@@ -71,8 +79,8 @@
       </w:r>
       <w:r>
         <w:rPr>
+          <w:b/>
           <w:bCs/>
-          <w:b/>
         </w:rPr>
         <w:t xml:space="preserve">Date:</w:t>
       </w:r>
@@ -90,7 +98,7 @@
         </w:pict>
       </w:r>
     </w:p>
-    <w:bookmarkStart w:id="20" w:name="d1-abstract"/>
+    <w:bookmarkStart w:id="9" w:name="d.1-abstract"/>
     <w:p>
       <w:pPr>
         <w:pStyle w:val="Heading2"/>
@@ -104,28 +112,40 @@
         <w:pStyle w:val="FirstParagraph"/>
       </w:pPr>
       <w:r>
-        <w:t xml:space="preserve">Most consumer mood-tracking applications use absolute-score thresholds (e.g. "if mood ≤ 2/5, suggest support") to identify users at risk. Absolute thresholds are easy to implement but generate high rates of false positives in heterogeneous populations: a student whose baseline mood sits at 3/5 is treated identically to one whose baseline is 4/5. In the student-wellbeing context this matters because:</w:t>
-      </w:r>
-    </w:p>
-    <w:p>
-      <w:pPr>
+        <w:t xml:space="preserve">Most consumer mood-tracking applications use absolute-score thresholds (e.g. </w:t>
+      </w:r>
+      <w:r>
+        <w:t xml:space="preserve">“if mood ≤ 2/5, suggest support”</w:t>
+      </w:r>
+      <w:r>
+        <w:t xml:space="preserve">) to identify users at risk. Absolute thresholds are easy to implement but generate high rates of false positives in heterogeneous populations: a student whose baseline mood sits at 3/5 is treated identically to one whose baseline is 4/5. In the student-wellbeing context this matters because:</w:t>
+      </w:r>
+    </w:p>
+    <w:p>
+      <w:pPr>
+        <w:pStyle w:val="Compact"/>
         <w:numPr>
           <w:ilvl w:val="0"/>
           <w:numId w:val="1001"/>
         </w:numPr>
+      </w:pPr>
+      <w:r>
+        <w:t xml:space="preserve">False positives erode user trust (</w:t>
+      </w:r>
+      <w:r>
+        <w:t xml:space="preserve">“the app keeps telling me to call Samaritans when I’m just stressed about a deadline”</w:t>
+      </w:r>
+      <w:r>
+        <w:t xml:space="preserve">).</w:t>
+      </w:r>
+    </w:p>
+    <w:p>
+      <w:pPr>
         <w:pStyle w:val="Compact"/>
-      </w:pPr>
-      <w:r>
-        <w:t xml:space="preserve">False positives erode user trust ("the app keeps telling me to call Samaritans when I'm just stressed about a deadline").</w:t>
-      </w:r>
-    </w:p>
-    <w:p>
-      <w:pPr>
         <w:numPr>
           <w:ilvl w:val="0"/>
           <w:numId w:val="1001"/>
         </w:numPr>
-        <w:pStyle w:val="Compact"/>
       </w:pPr>
       <w:r>
         <w:t xml:space="preserve">False negatives are catastrophic — a normally-cheerful student dipping from 5 to 3 may be in greater relative distress than a chronically-low student logging 3.</w:t>
@@ -136,15 +156,15 @@
         <w:pStyle w:val="FirstParagraph"/>
       </w:pPr>
       <w:r>
-        <w:t xml:space="preserve">DEQUAD's wellbeing engine builds a</w:t>
+        <w:t xml:space="preserve">DEQUAD’s wellbeing engine builds a</w:t>
       </w:r>
       <w:r>
         <w:t xml:space="preserve"> </w:t>
       </w:r>
       <w:r>
         <w:rPr>
+          <w:b/>
           <w:bCs/>
-          <w:b/>
         </w:rPr>
         <w:t xml:space="preserve">per-user baseline</w:t>
       </w:r>
@@ -152,7 +172,7 @@
         <w:t xml:space="preserve"> </w:t>
       </w:r>
       <w:r>
-        <w:t xml:space="preserve">from the user's first 14 daily check-ins and detects statistically meaningful deviation against that personal baseline. This document describes the methodology, its assumptions, and the validation plan.</w:t>
+        <w:t xml:space="preserve">from the user’s first 14 daily check-ins and detects statistically meaningful deviation against that personal baseline. This document describes the methodology, its assumptions, and the validation plan.</w:t>
       </w:r>
     </w:p>
     <w:p>
@@ -162,8 +182,8 @@
         </w:pict>
       </w:r>
     </w:p>
-    <w:bookmarkEnd w:id="20"/>
-    <w:bookmarkStart w:id="25" w:name="d2-method"/>
+    <w:bookmarkEnd w:id="9"/>
+    <w:bookmarkStart w:id="14" w:name="d.2-method"/>
     <w:p>
       <w:pPr>
         <w:pStyle w:val="Heading2"/>
@@ -172,7 +192,7 @@
         <w:t xml:space="preserve">D.2 Method</w:t>
       </w:r>
     </w:p>
-    <w:bookmarkStart w:id="21" w:name="d21-data-collected"/>
+    <w:bookmarkStart w:id="10" w:name="d.2.1-data-collected"/>
     <w:p>
       <w:pPr>
         <w:pStyle w:val="Heading3"/>
@@ -192,7 +212,8 @@
     <w:tbl>
       <w:tblPr>
         <w:tblStyle w:val="Table"/>
-        <w:tblW w:type="auto" w:w="0"/>
+        <w:tblW w:type="pct" w:w="5000"/>
+        <w:tblLayout w:type="fixed"/>
         <w:tblLook w:firstRow="1" w:lastRow="0" w:firstColumn="0" w:lastColumn="0" w:noHBand="0" w:noVBand="0" w:val="0020"/>
       </w:tblPr>
       <w:tblGrid>
@@ -202,14 +223,13 @@
       </w:tblGrid>
       <w:tr>
         <w:trPr>
-          <w:tblHeader w:val="true"/>
+          <w:tblHeader w:val="on"/>
         </w:trPr>
         <w:tc>
           <w:tcPr/>
           <w:p>
             <w:pPr>
               <w:pStyle w:val="Compact"/>
-              <w:jc w:val="left"/>
             </w:pPr>
             <w:r>
               <w:t xml:space="preserve">Field</w:t>
@@ -221,7 +241,6 @@
           <w:p>
             <w:pPr>
               <w:pStyle w:val="Compact"/>
-              <w:jc w:val="left"/>
             </w:pPr>
             <w:r>
               <w:t xml:space="preserve">Type</w:t>
@@ -233,7 +252,6 @@
           <w:p>
             <w:pPr>
               <w:pStyle w:val="Compact"/>
-              <w:jc w:val="left"/>
             </w:pPr>
             <w:r>
               <w:t xml:space="preserve">Constraint</w:t>
@@ -247,7 +265,6 @@
           <w:p>
             <w:pPr>
               <w:pStyle w:val="Compact"/>
-              <w:jc w:val="left"/>
             </w:pPr>
             <w:r>
               <w:rPr>
@@ -262,7 +279,6 @@
           <w:p>
             <w:pPr>
               <w:pStyle w:val="Compact"/>
-              <w:jc w:val="left"/>
             </w:pPr>
             <w:r>
               <w:t xml:space="preserve">Integer 1–5</w:t>
@@ -274,7 +290,6 @@
           <w:p>
             <w:pPr>
               <w:pStyle w:val="Compact"/>
-              <w:jc w:val="left"/>
             </w:pPr>
             <w:r>
               <w:t xml:space="preserve">1 = very low, 5 = very good</w:t>
@@ -288,7 +303,6 @@
           <w:p>
             <w:pPr>
               <w:pStyle w:val="Compact"/>
-              <w:jc w:val="left"/>
             </w:pPr>
             <w:r>
               <w:rPr>
@@ -303,7 +317,6 @@
           <w:p>
             <w:pPr>
               <w:pStyle w:val="Compact"/>
-              <w:jc w:val="left"/>
             </w:pPr>
             <w:r>
               <w:t xml:space="preserve">Text (optional)</w:t>
@@ -315,7 +328,6 @@
           <w:p>
             <w:pPr>
               <w:pStyle w:val="Compact"/>
-              <w:jc w:val="left"/>
             </w:pPr>
             <w:r>
               <w:t xml:space="preserve">Max 500 chars; scanned for crisis keywords</w:t>
@@ -329,7 +341,6 @@
           <w:p>
             <w:pPr>
               <w:pStyle w:val="Compact"/>
-              <w:jc w:val="left"/>
             </w:pPr>
             <w:r>
               <w:rPr>
@@ -344,7 +355,6 @@
           <w:p>
             <w:pPr>
               <w:pStyle w:val="Compact"/>
-              <w:jc w:val="left"/>
             </w:pPr>
             <w:r>
               <w:t xml:space="preserve">datetime (UTC)</w:t>
@@ -356,7 +366,6 @@
           <w:p>
             <w:pPr>
               <w:pStyle w:val="Compact"/>
-              <w:jc w:val="left"/>
             </w:pPr>
             <w:r>
               <w:t xml:space="preserve">Server-set</w:t>
@@ -370,7 +379,6 @@
           <w:p>
             <w:pPr>
               <w:pStyle w:val="Compact"/>
-              <w:jc w:val="left"/>
             </w:pPr>
             <w:r>
               <w:rPr>
@@ -385,7 +393,6 @@
           <w:p>
             <w:pPr>
               <w:pStyle w:val="Compact"/>
-              <w:jc w:val="left"/>
             </w:pPr>
             <w:r>
               <w:t xml:space="preserve">string</w:t>
@@ -397,7 +404,6 @@
           <w:p>
             <w:pPr>
               <w:pStyle w:val="Compact"/>
-              <w:jc w:val="left"/>
             </w:pPr>
             <w:r>
               <w:t xml:space="preserve">Foreign key to user record</w:t>
@@ -406,8 +412,8 @@
         </w:tc>
       </w:tr>
     </w:tbl>
-    <w:bookmarkEnd w:id="21"/>
-    <w:bookmarkStart w:id="22" w:name="d22-baseline-window"/>
+    <w:bookmarkEnd w:id="10"/>
+    <w:bookmarkStart w:id="11" w:name="d.2.2-baseline-window"/>
     <w:p>
       <w:pPr>
         <w:pStyle w:val="Heading3"/>
@@ -428,8 +434,8 @@
       </w:r>
       <w:r>
         <w:rPr>
+          <w:b/>
           <w:bCs/>
-          <w:b/>
         </w:rPr>
         <w:t xml:space="preserve">calibration window</w:t>
       </w:r>
@@ -439,11 +445,11 @@
     </w:p>
     <w:p>
       <w:pPr>
+        <w:pStyle w:val="Compact"/>
         <w:numPr>
           <w:ilvl w:val="0"/>
           <w:numId w:val="1002"/>
         </w:numPr>
-        <w:pStyle w:val="Compact"/>
       </w:pPr>
       <w:r>
         <w:rPr>
@@ -475,11 +481,11 @@
     </w:p>
     <w:p>
       <w:pPr>
+        <w:pStyle w:val="Compact"/>
         <w:numPr>
           <w:ilvl w:val="0"/>
           <w:numId w:val="1002"/>
         </w:numPr>
-        <w:pStyle w:val="Compact"/>
       </w:pPr>
       <w:r>
         <w:rPr>
@@ -517,8 +523,8 @@
         <w:t xml:space="preserve">If a user logs fewer than 14 check-ins in their first 30 days, the engine uses cohort-level priors (mean=3.5, sd=1.0 — drawn from Student Minds 2024 normative data) until 14 own data points are accumulated.</w:t>
       </w:r>
     </w:p>
-    <w:bookmarkEnd w:id="22"/>
-    <w:bookmarkStart w:id="23" w:name="d23-deviation-detection-z-score-approach"/>
+    <w:bookmarkEnd w:id="11"/>
+    <w:bookmarkStart w:id="12" w:name="Xd9c7a618c192d865f0211120fdad271dfd087d6"/>
     <w:p>
       <w:pPr>
         <w:pStyle w:val="Heading3"/>
@@ -573,8 +579,8 @@
       </w:r>
       <w:r>
         <w:rPr>
+          <w:b/>
           <w:bCs/>
-          <w:b/>
         </w:rPr>
         <w:t xml:space="preserve">−1.5 standard deviations</w:t>
       </w:r>
@@ -589,10 +595,10 @@
       </w:r>
       <w:r>
         <w:rPr>
+          <w:b/>
           <w:bCs/>
-          <w:b/>
         </w:rPr>
-        <w:t xml:space="preserve">"deterioration nudge"</w:t>
+        <w:t xml:space="preserve">“deterioration nudge”</w:t>
       </w:r>
       <w:r>
         <w:t xml:space="preserve"> </w:t>
@@ -603,50 +609,50 @@
     </w:p>
     <w:p>
       <w:pPr>
+        <w:pStyle w:val="Compact"/>
         <w:numPr>
           <w:ilvl w:val="0"/>
           <w:numId w:val="1003"/>
         </w:numPr>
+      </w:pPr>
+      <w:r>
+        <w:t xml:space="preserve">The user’s chosen support contacts (configurable in their profile);</w:t>
+      </w:r>
+    </w:p>
+    <w:p>
+      <w:pPr>
         <w:pStyle w:val="Compact"/>
-      </w:pPr>
-      <w:r>
-        <w:t xml:space="preserve">The user's chosen support contacts (configurable in their profile);</w:t>
-      </w:r>
-    </w:p>
-    <w:p>
-      <w:pPr>
         <w:numPr>
           <w:ilvl w:val="0"/>
           <w:numId w:val="1003"/>
         </w:numPr>
+      </w:pPr>
+      <w:r>
+        <w:t xml:space="preserve">The DEQUAD 24/7 support chat;</w:t>
+      </w:r>
+    </w:p>
+    <w:p>
+      <w:pPr>
         <w:pStyle w:val="Compact"/>
-      </w:pPr>
-      <w:r>
-        <w:t xml:space="preserve">The DEQUAD 24/7 support chat;</w:t>
-      </w:r>
-    </w:p>
-    <w:p>
-      <w:pPr>
         <w:numPr>
           <w:ilvl w:val="0"/>
           <w:numId w:val="1003"/>
         </w:numPr>
+      </w:pPr>
+      <w:r>
+        <w:t xml:space="preserve">Samaritans (116 123) / Shout (text 85258);</w:t>
+      </w:r>
+    </w:p>
+    <w:p>
+      <w:pPr>
         <w:pStyle w:val="Compact"/>
-      </w:pPr>
-      <w:r>
-        <w:t xml:space="preserve">Samaritans (116 123) / Shout (text 85258);</w:t>
-      </w:r>
-    </w:p>
-    <w:p>
-      <w:pPr>
         <w:numPr>
           <w:ilvl w:val="0"/>
           <w:numId w:val="1003"/>
         </w:numPr>
-        <w:pStyle w:val="Compact"/>
-      </w:pPr>
-      <w:r>
-        <w:t xml:space="preserve">Their university's wellbeing service (if a partner institution).</w:t>
+      </w:pPr>
+      <w:r>
+        <w:t xml:space="preserve">Their university’s wellbeing service (if a partner institution).</w:t>
       </w:r>
     </w:p>
     <w:p>
@@ -655,8 +661,8 @@
       </w:pPr>
       <w:r>
         <w:rPr>
+          <w:b/>
           <w:bCs/>
-          <w:b/>
         </w:rPr>
         <w:t xml:space="preserve">No automatic action involving third parties is taken at this threshold.</w:t>
       </w:r>
@@ -667,8 +673,8 @@
         <w:t xml:space="preserve">The nudge is private to the user.</w:t>
       </w:r>
     </w:p>
-    <w:bookmarkEnd w:id="23"/>
-    <w:bookmarkStart w:id="24" w:name="X0e4b1881fe8aa6b0b322b4e498d3e6befeab308"/>
+    <w:bookmarkEnd w:id="12"/>
+    <w:bookmarkStart w:id="13" w:name="X5fecc7da2dff91dcc5ac5e9f60b333681db58bf"/>
     <w:p>
       <w:pPr>
         <w:pStyle w:val="Heading3"/>
@@ -682,7 +688,7 @@
         <w:pStyle w:val="FirstParagraph"/>
       </w:pPr>
       <w:r>
-        <w:t xml:space="preserve">If a user's check-in</w:t>
+        <w:t xml:space="preserve">If a user’s check-in</w:t>
       </w:r>
       <w:r>
         <w:t xml:space="preserve"> </w:t>
@@ -704,8 +710,8 @@
       </w:r>
       <w:r>
         <w:rPr>
+          <w:b/>
           <w:bCs/>
-          <w:b/>
         </w:rPr>
         <w:t xml:space="preserve">separate channel</w:t>
       </w:r>
@@ -723,9 +729,9 @@
         </w:pict>
       </w:r>
     </w:p>
-    <w:bookmarkEnd w:id="24"/>
-    <w:bookmarkEnd w:id="25"/>
-    <w:bookmarkStart w:id="26" w:name="X4d2d4285d5b1be0192e38d719a452f5b28abb85"/>
+    <w:bookmarkEnd w:id="13"/>
+    <w:bookmarkEnd w:id="14"/>
+    <w:bookmarkStart w:id="15" w:name="X593a78b510e558fb1986411e3a4b36204470cbe"/>
     <w:p>
       <w:pPr>
         <w:pStyle w:val="Heading2"/>
@@ -745,7 +751,8 @@
     <w:tbl>
       <w:tblPr>
         <w:tblStyle w:val="Table"/>
-        <w:tblW w:type="auto" w:w="0"/>
+        <w:tblW w:type="pct" w:w="5000"/>
+        <w:tblLayout w:type="fixed"/>
         <w:tblLook w:firstRow="1" w:lastRow="0" w:firstColumn="0" w:lastColumn="0" w:noHBand="0" w:noVBand="0" w:val="0020"/>
       </w:tblPr>
       <w:tblGrid>
@@ -758,14 +765,13 @@
       </w:tblGrid>
       <w:tr>
         <w:trPr>
-          <w:tblHeader w:val="true"/>
+          <w:tblHeader w:val="on"/>
         </w:trPr>
         <w:tc>
           <w:tcPr/>
           <w:p>
             <w:pPr>
               <w:pStyle w:val="Compact"/>
-              <w:jc w:val="left"/>
             </w:pPr>
             <w:r>
               <w:t xml:space="preserve">Student</w:t>
@@ -777,7 +783,6 @@
           <w:p>
             <w:pPr>
               <w:pStyle w:val="Compact"/>
-              <w:jc w:val="left"/>
             </w:pPr>
             <w:r>
               <w:t xml:space="preserve">Calibration mean</w:t>
@@ -789,7 +794,6 @@
           <w:p>
             <w:pPr>
               <w:pStyle w:val="Compact"/>
-              <w:jc w:val="left"/>
             </w:pPr>
             <w:r>
               <w:t xml:space="preserve">Calibration sd</w:t>
@@ -801,19 +805,17 @@
           <w:p>
             <w:pPr>
               <w:pStyle w:val="Compact"/>
-              <w:jc w:val="left"/>
-            </w:pPr>
-            <w:r>
-              <w:t xml:space="preserve">Today's score</w:t>
-            </w:r>
-          </w:p>
-        </w:tc>
-        <w:tc>
-          <w:tcPr/>
-          <w:p>
-            <w:pPr>
-              <w:pStyle w:val="Compact"/>
-              <w:jc w:val="left"/>
+            </w:pPr>
+            <w:r>
+              <w:t xml:space="preserve">Today’s score</w:t>
+            </w:r>
+          </w:p>
+        </w:tc>
+        <w:tc>
+          <w:tcPr/>
+          <w:p>
+            <w:pPr>
+              <w:pStyle w:val="Compact"/>
             </w:pPr>
             <w:r>
               <w:t xml:space="preserve">Population-threshold (≤2 = alert)</w:t>
@@ -825,7 +827,6 @@
           <w:p>
             <w:pPr>
               <w:pStyle w:val="Compact"/>
-              <w:jc w:val="left"/>
             </w:pPr>
             <w:r>
               <w:t xml:space="preserve">Per-user (z &lt; −1.5 = nudge)</w:t>
@@ -839,7 +840,6 @@
           <w:p>
             <w:pPr>
               <w:pStyle w:val="Compact"/>
-              <w:jc w:val="left"/>
             </w:pPr>
             <w:r>
               <w:t xml:space="preserve">Aisha (chronically anxious)</w:t>
@@ -851,7 +851,6 @@
           <w:p>
             <w:pPr>
               <w:pStyle w:val="Compact"/>
-              <w:jc w:val="left"/>
             </w:pPr>
             <w:r>
               <w:t xml:space="preserve">2.5</w:t>
@@ -863,7 +862,6 @@
           <w:p>
             <w:pPr>
               <w:pStyle w:val="Compact"/>
-              <w:jc w:val="left"/>
             </w:pPr>
             <w:r>
               <w:t xml:space="preserve">0.7</w:t>
@@ -875,7 +873,6 @@
           <w:p>
             <w:pPr>
               <w:pStyle w:val="Compact"/>
-              <w:jc w:val="left"/>
             </w:pPr>
             <w:r>
               <w:t xml:space="preserve">2</w:t>
@@ -887,12 +884,11 @@
           <w:p>
             <w:pPr>
               <w:pStyle w:val="Compact"/>
-              <w:jc w:val="left"/>
             </w:pPr>
             <w:r>
               <w:rPr>
+                <w:b/>
                 <w:bCs/>
-                <w:b/>
               </w:rPr>
               <w:t xml:space="preserve">Alert</w:t>
             </w:r>
@@ -909,7 +905,6 @@
           <w:p>
             <w:pPr>
               <w:pStyle w:val="Compact"/>
-              <w:jc w:val="left"/>
             </w:pPr>
             <w:r>
               <w:t xml:space="preserve">z = −0.71 → no nudge ✅</w:t>
@@ -923,7 +918,6 @@
           <w:p>
             <w:pPr>
               <w:pStyle w:val="Compact"/>
-              <w:jc w:val="left"/>
             </w:pPr>
             <w:r>
               <w:t xml:space="preserve">Ben (usually upbeat)</w:t>
@@ -935,7 +929,6 @@
           <w:p>
             <w:pPr>
               <w:pStyle w:val="Compact"/>
-              <w:jc w:val="left"/>
             </w:pPr>
             <w:r>
               <w:t xml:space="preserve">4.6</w:t>
@@ -947,7 +940,6 @@
           <w:p>
             <w:pPr>
               <w:pStyle w:val="Compact"/>
-              <w:jc w:val="left"/>
             </w:pPr>
             <w:r>
               <w:t xml:space="preserve">0.5</w:t>
@@ -959,7 +951,6 @@
           <w:p>
             <w:pPr>
               <w:pStyle w:val="Compact"/>
-              <w:jc w:val="left"/>
             </w:pPr>
             <w:r>
               <w:t xml:space="preserve">3</w:t>
@@ -971,7 +962,6 @@
           <w:p>
             <w:pPr>
               <w:pStyle w:val="Compact"/>
-              <w:jc w:val="left"/>
             </w:pPr>
             <w:r>
               <w:t xml:space="preserve">No alert (under-trigger)</w:t>
@@ -983,7 +973,6 @@
           <w:p>
             <w:pPr>
               <w:pStyle w:val="Compact"/>
-              <w:jc w:val="left"/>
             </w:pPr>
             <w:r>
               <w:t xml:space="preserve">z = −3.2 → nudge ✅</w:t>
@@ -997,7 +986,6 @@
           <w:p>
             <w:pPr>
               <w:pStyle w:val="Compact"/>
-              <w:jc w:val="left"/>
             </w:pPr>
             <w:r>
               <w:t xml:space="preserve">Chen (medium baseline)</w:t>
@@ -1009,7 +997,6 @@
           <w:p>
             <w:pPr>
               <w:pStyle w:val="Compact"/>
-              <w:jc w:val="left"/>
             </w:pPr>
             <w:r>
               <w:t xml:space="preserve">3.4</w:t>
@@ -1021,7 +1008,6 @@
           <w:p>
             <w:pPr>
               <w:pStyle w:val="Compact"/>
-              <w:jc w:val="left"/>
             </w:pPr>
             <w:r>
               <w:t xml:space="preserve">0.8</w:t>
@@ -1033,7 +1019,6 @@
           <w:p>
             <w:pPr>
               <w:pStyle w:val="Compact"/>
-              <w:jc w:val="left"/>
             </w:pPr>
             <w:r>
               <w:t xml:space="preserve">2</w:t>
@@ -1045,12 +1030,11 @@
           <w:p>
             <w:pPr>
               <w:pStyle w:val="Compact"/>
-              <w:jc w:val="left"/>
             </w:pPr>
             <w:r>
               <w:rPr>
+                <w:b/>
                 <w:bCs/>
-                <w:b/>
               </w:rPr>
               <w:t xml:space="preserve">Alert</w:t>
             </w:r>
@@ -1067,7 +1051,6 @@
           <w:p>
             <w:pPr>
               <w:pStyle w:val="Compact"/>
-              <w:jc w:val="left"/>
             </w:pPr>
             <w:r>
               <w:t xml:space="preserve">z = −1.75 → nudge ✅</w:t>
@@ -1091,8 +1074,8 @@
         </w:pict>
       </w:r>
     </w:p>
-    <w:bookmarkEnd w:id="26"/>
-    <w:bookmarkStart w:id="27" w:name="d4-statistical-assumptions"/>
+    <w:bookmarkEnd w:id="15"/>
+    <w:bookmarkStart w:id="16" w:name="d.4-statistical-assumptions"/>
     <w:p>
       <w:pPr>
         <w:pStyle w:val="Heading2"/>
@@ -1104,7 +1087,8 @@
     <w:tbl>
       <w:tblPr>
         <w:tblStyle w:val="Table"/>
-        <w:tblW w:type="auto" w:w="0"/>
+        <w:tblW w:type="pct" w:w="5000"/>
+        <w:tblLayout w:type="fixed"/>
         <w:tblLook w:firstRow="1" w:lastRow="0" w:firstColumn="0" w:lastColumn="0" w:noHBand="0" w:noVBand="0" w:val="0020"/>
       </w:tblPr>
       <w:tblGrid>
@@ -1114,14 +1098,13 @@
       </w:tblGrid>
       <w:tr>
         <w:trPr>
-          <w:tblHeader w:val="true"/>
+          <w:tblHeader w:val="on"/>
         </w:trPr>
         <w:tc>
           <w:tcPr/>
           <w:p>
             <w:pPr>
               <w:pStyle w:val="Compact"/>
-              <w:jc w:val="left"/>
             </w:pPr>
             <w:r>
               <w:t xml:space="preserve">Assumption</w:t>
@@ -1133,7 +1116,6 @@
           <w:p>
             <w:pPr>
               <w:pStyle w:val="Compact"/>
-              <w:jc w:val="left"/>
             </w:pPr>
             <w:r>
               <w:t xml:space="preserve">Risk</w:t>
@@ -1145,7 +1127,6 @@
           <w:p>
             <w:pPr>
               <w:pStyle w:val="Compact"/>
-              <w:jc w:val="left"/>
             </w:pPr>
             <w:r>
               <w:t xml:space="preserve">Mitigation</w:t>
@@ -1159,7 +1140,6 @@
           <w:p>
             <w:pPr>
               <w:pStyle w:val="Compact"/>
-              <w:jc w:val="left"/>
             </w:pPr>
             <w:r>
               <w:t xml:space="preserve">1–5 ordinal mood scale is approximately normal in calibration window</w:t>
@@ -1171,7 +1151,6 @@
           <w:p>
             <w:pPr>
               <w:pStyle w:val="Compact"/>
-              <w:jc w:val="left"/>
             </w:pPr>
             <w:r>
               <w:t xml:space="preserve">Mild non-normality is acceptable for z-score deviation thresholds (Tukey, 1977)</w:t>
@@ -1183,7 +1162,6 @@
           <w:p>
             <w:pPr>
               <w:pStyle w:val="Compact"/>
-              <w:jc w:val="left"/>
             </w:pPr>
             <w:r>
               <w:t xml:space="preserve">Floor sd at 0.5 to avoid extreme z-scores; alternative non-parametric trend test under evaluation</w:t>
@@ -1197,19 +1175,29 @@
           <w:p>
             <w:pPr>
               <w:pStyle w:val="Compact"/>
-              <w:jc w:val="left"/>
-            </w:pPr>
-            <w:r>
-              <w:t xml:space="preserve">User does not "game" the scale</w:t>
-            </w:r>
-          </w:p>
-        </w:tc>
-        <w:tc>
-          <w:tcPr/>
-          <w:p>
-            <w:pPr>
-              <w:pStyle w:val="Compact"/>
-              <w:jc w:val="left"/>
+            </w:pPr>
+            <w:r>
+              <w:t xml:space="preserve">User does not</w:t>
+            </w:r>
+            <w:r>
+              <w:t xml:space="preserve"> </w:t>
+            </w:r>
+            <w:r>
+              <w:t xml:space="preserve">“game”</w:t>
+            </w:r>
+            <w:r>
+              <w:t xml:space="preserve"> </w:t>
+            </w:r>
+            <w:r>
+              <w:t xml:space="preserve">the scale</w:t>
+            </w:r>
+          </w:p>
+        </w:tc>
+        <w:tc>
+          <w:tcPr/>
+          <w:p>
+            <w:pPr>
+              <w:pStyle w:val="Compact"/>
             </w:pPr>
             <w:r>
               <w:t xml:space="preserve">Some users may inflate baseline to avoid prompts</w:t>
@@ -1221,7 +1209,6 @@
           <w:p>
             <w:pPr>
               <w:pStyle w:val="Compact"/>
-              <w:jc w:val="left"/>
             </w:pPr>
             <w:r>
               <w:t xml:space="preserve">Trend analysis robust to absolute-level manipulation; new check-ins outside expected daily-time pattern flagged for review</w:t>
@@ -1235,7 +1222,6 @@
           <w:p>
             <w:pPr>
               <w:pStyle w:val="Compact"/>
-              <w:jc w:val="left"/>
             </w:pPr>
             <w:r>
               <w:t xml:space="preserve">Daily logging frequency is sufficient to detect a multi-week deterioration</w:t>
@@ -1247,7 +1233,6 @@
           <w:p>
             <w:pPr>
               <w:pStyle w:val="Compact"/>
-              <w:jc w:val="left"/>
             </w:pPr>
             <w:r>
               <w:t xml:space="preserve">Low logging frequency could miss declines</w:t>
@@ -1259,10 +1244,9 @@
           <w:p>
             <w:pPr>
               <w:pStyle w:val="Compact"/>
-              <w:jc w:val="left"/>
-            </w:pPr>
-            <w:r>
-              <w:t xml:space="preserve">Cohort-prior fallback for low-frequency users; Y2 roadmap includes passive-signal triangulation (e.g. typing latency)</w:t>
+            </w:pPr>
+            <w:r>
+              <w:t xml:space="preserve">Cohort-prior fallback for low-frequency users; Y2 roadmap includes passive-signal triangulation (e.g. typing latency)</w:t>
             </w:r>
           </w:p>
         </w:tc>
@@ -1275,8 +1259,8 @@
         </w:pict>
       </w:r>
     </w:p>
-    <w:bookmarkEnd w:id="27"/>
-    <w:bookmarkStart w:id="31" w:name="d5-validation-plan"/>
+    <w:bookmarkEnd w:id="16"/>
+    <w:bookmarkStart w:id="20" w:name="d.5-validation-plan"/>
     <w:p>
       <w:pPr>
         <w:pStyle w:val="Heading2"/>
@@ -1285,7 +1269,7 @@
         <w:t xml:space="preserve">D.5 Validation plan</w:t>
       </w:r>
     </w:p>
-    <w:bookmarkStart w:id="28" w:name="X018f64e49596a3c54f263ac22cdd3af350f57d3"/>
+    <w:bookmarkStart w:id="17" w:name="X0fc08838bab68c1143c44cff24cd69bfd85b233"/>
     <w:p>
       <w:pPr>
         <w:pStyle w:val="Heading3"/>
@@ -1304,16 +1288,16 @@
     </w:p>
     <w:p>
       <w:pPr>
+        <w:pStyle w:val="Compact"/>
         <w:numPr>
           <w:ilvl w:val="0"/>
           <w:numId w:val="1004"/>
         </w:numPr>
-        <w:pStyle w:val="Compact"/>
       </w:pPr>
       <w:r>
         <w:rPr>
+          <w:b/>
           <w:bCs/>
-          <w:b/>
         </w:rPr>
         <w:t xml:space="preserve">Self-report concurrent validity</w:t>
       </w:r>
@@ -1321,21 +1305,21 @@
         <w:t xml:space="preserve"> </w:t>
       </w:r>
       <w:r>
-        <w:t xml:space="preserve">— Quarterly PHQ-9 / GAD-7 surveys (with consent) cross-correlated against the engine's deterioration flags. Target Pearson r ≥ 0.4.</w:t>
-      </w:r>
-    </w:p>
-    <w:p>
-      <w:pPr>
+        <w:t xml:space="preserve">— Quarterly PHQ-9 / GAD-7 surveys (with consent) cross-correlated against the engine’s deterioration flags. Target Pearson r ≥ 0.4.</w:t>
+      </w:r>
+    </w:p>
+    <w:p>
+      <w:pPr>
+        <w:pStyle w:val="Compact"/>
         <w:numPr>
           <w:ilvl w:val="0"/>
           <w:numId w:val="1004"/>
         </w:numPr>
-        <w:pStyle w:val="Compact"/>
       </w:pPr>
       <w:r>
         <w:rPr>
+          <w:b/>
           <w:bCs/>
-          <w:b/>
         </w:rPr>
         <w:t xml:space="preserve">Service-utilisation concordance</w:t>
       </w:r>
@@ -1348,16 +1332,16 @@
     </w:p>
     <w:p>
       <w:pPr>
+        <w:pStyle w:val="Compact"/>
         <w:numPr>
           <w:ilvl w:val="0"/>
           <w:numId w:val="1004"/>
         </w:numPr>
-        <w:pStyle w:val="Compact"/>
       </w:pPr>
       <w:r>
         <w:rPr>
+          <w:b/>
           <w:bCs/>
-          <w:b/>
         </w:rPr>
         <w:t xml:space="preserve">False-positive rate</w:t>
       </w:r>
@@ -1365,11 +1349,11 @@
         <w:t xml:space="preserve"> </w:t>
       </w:r>
       <w:r>
-        <w:t xml:space="preserve">— User survey at end of academic year asking whether engine nudges were appropriately timed. Target FP rate ≤ 30% (i.e. ≥ 70% of nudges judged appropriate).</w:t>
-      </w:r>
-    </w:p>
-    <w:bookmarkEnd w:id="28"/>
-    <w:bookmarkStart w:id="29" w:name="X3900fa0383855497b875ef19a078e4b494fadfc"/>
+        <w:t xml:space="preserve">— User survey at end of academic year asking whether engine nudges were appropriately timed. Target FP rate ≤ 30% (i.e. ≥ 70% of nudges judged appropriate).</w:t>
+      </w:r>
+    </w:p>
+    <w:bookmarkEnd w:id="17"/>
+    <w:bookmarkStart w:id="18" w:name="Xcdd84358b80a2c2ca7d6471ed00801dcc8d3707"/>
     <w:p>
       <w:pPr>
         <w:pStyle w:val="Heading3"/>
@@ -1388,16 +1372,16 @@
     </w:p>
     <w:p>
       <w:pPr>
+        <w:pStyle w:val="Compact"/>
         <w:numPr>
           <w:ilvl w:val="0"/>
           <w:numId w:val="1005"/>
         </w:numPr>
-        <w:pStyle w:val="Compact"/>
       </w:pPr>
       <w:r>
         <w:rPr>
+          <w:i/>
           <w:iCs/>
-          <w:i/>
         </w:rPr>
         <w:t xml:space="preserve">JMIR Mental Health</w:t>
       </w:r>
@@ -1410,11 +1394,11 @@
     </w:p>
     <w:p>
       <w:pPr>
+        <w:pStyle w:val="Compact"/>
         <w:numPr>
           <w:ilvl w:val="0"/>
           <w:numId w:val="1005"/>
         </w:numPr>
-        <w:pStyle w:val="Compact"/>
       </w:pPr>
       <w:r>
         <w:t xml:space="preserve">or</w:t>
@@ -1424,8 +1408,8 @@
       </w:r>
       <w:r>
         <w:rPr>
+          <w:i/>
           <w:iCs/>
-          <w:i/>
         </w:rPr>
         <w:t xml:space="preserve">British Journal of Psychiatry Open</w:t>
       </w:r>
@@ -1438,8 +1422,8 @@
         <w:t xml:space="preserve">The pre-registration will be lodged with the Open Science Framework (OSF).</w:t>
       </w:r>
     </w:p>
-    <w:bookmarkEnd w:id="29"/>
-    <w:bookmarkStart w:id="30" w:name="X68675ac9b773be0ec01a7a74f01f4691b4b3d4a"/>
+    <w:bookmarkEnd w:id="18"/>
+    <w:bookmarkStart w:id="19" w:name="Xf086535cc3dd8acaba77574dd665f5057eb1399"/>
     <w:p>
       <w:pPr>
         <w:pStyle w:val="Heading3"/>
@@ -1453,7 +1437,7 @@
         <w:pStyle w:val="FirstParagraph"/>
       </w:pPr>
       <w:r>
-        <w:t xml:space="preserve">Engage at least one independent research group (target: King's College London Institute of Psychiatry, Psychology &amp; Neuroscience) to replicate the method on a sample DEQUAD does not control.</w:t>
+        <w:t xml:space="preserve">Engage at least one independent research group (target: King’s College London Institute of Psychiatry, Psychology &amp; Neuroscience) to replicate the method on a sample DEQUAD does not control.</w:t>
       </w:r>
     </w:p>
     <w:p>
@@ -1463,9 +1447,9 @@
         </w:pict>
       </w:r>
     </w:p>
-    <w:bookmarkEnd w:id="30"/>
-    <w:bookmarkEnd w:id="31"/>
-    <w:bookmarkStart w:id="32" w:name="d6-ethics-and-governance"/>
+    <w:bookmarkEnd w:id="19"/>
+    <w:bookmarkEnd w:id="20"/>
+    <w:bookmarkStart w:id="21" w:name="d.6-ethics-and-governance"/>
     <w:p>
       <w:pPr>
         <w:pStyle w:val="Heading2"/>
@@ -1476,47 +1460,47 @@
     </w:p>
     <w:p>
       <w:pPr>
+        <w:pStyle w:val="Compact"/>
         <w:numPr>
           <w:ilvl w:val="0"/>
           <w:numId w:val="1006"/>
         </w:numPr>
+      </w:pPr>
+      <w:r>
+        <w:t xml:space="preserve">The engine never shares individual user data with the partner university. Aggregated, anonymised dashboards only.</w:t>
+      </w:r>
+    </w:p>
+    <w:p>
+      <w:pPr>
         <w:pStyle w:val="Compact"/>
-      </w:pPr>
-      <w:r>
-        <w:t xml:space="preserve">The engine never shares individual user data with the partner university. Aggregated, anonymised dashboards only.</w:t>
-      </w:r>
-    </w:p>
-    <w:p>
-      <w:pPr>
         <w:numPr>
           <w:ilvl w:val="0"/>
           <w:numId w:val="1006"/>
         </w:numPr>
+      </w:pPr>
+      <w:r>
+        <w:t xml:space="preserve">Users can opt out of the engine entirely without losing access to other DEQUAD features.</w:t>
+      </w:r>
+    </w:p>
+    <w:p>
+      <w:pPr>
         <w:pStyle w:val="Compact"/>
-      </w:pPr>
-      <w:r>
-        <w:t xml:space="preserve">Users can opt out of the engine entirely without losing access to other DEQUAD features.</w:t>
-      </w:r>
-    </w:p>
-    <w:p>
-      <w:pPr>
         <w:numPr>
           <w:ilvl w:val="0"/>
           <w:numId w:val="1006"/>
         </w:numPr>
+      </w:pPr>
+      <w:r>
+        <w:t xml:space="preserve">Users can export their full mood history at any time (UK GDPR Art 20 — right to data portability).</w:t>
+      </w:r>
+    </w:p>
+    <w:p>
+      <w:pPr>
         <w:pStyle w:val="Compact"/>
-      </w:pPr>
-      <w:r>
-        <w:t xml:space="preserve">Users can export their full mood history at any time (UK GDPR Art 20 — right to data portability).</w:t>
-      </w:r>
-    </w:p>
-    <w:p>
-      <w:pPr>
         <w:numPr>
           <w:ilvl w:val="0"/>
           <w:numId w:val="1006"/>
         </w:numPr>
-        <w:pStyle w:val="Compact"/>
       </w:pPr>
       <w:r>
         <w:t xml:space="preserve">An ethics review by an independent advisory board (target convened: Year 1 Q4) governs all material changes to the engine.</w:t>
@@ -1529,8 +1513,8 @@
         </w:pict>
       </w:r>
     </w:p>
-    <w:bookmarkEnd w:id="32"/>
-    <w:bookmarkStart w:id="33" w:name="d7-limitations-explicitly-acknowledged"/>
+    <w:bookmarkEnd w:id="21"/>
+    <w:bookmarkStart w:id="22" w:name="d.7-limitations-explicitly-acknowledged"/>
     <w:p>
       <w:pPr>
         <w:pStyle w:val="Heading2"/>
@@ -1541,11 +1525,11 @@
     </w:p>
     <w:p>
       <w:pPr>
+        <w:pStyle w:val="Compact"/>
         <w:numPr>
           <w:ilvl w:val="0"/>
           <w:numId w:val="1007"/>
         </w:numPr>
-        <w:pStyle w:val="Compact"/>
       </w:pPr>
       <w:r>
         <w:t xml:space="preserve">The engine is</w:t>
@@ -1555,8 +1539,8 @@
       </w:r>
       <w:r>
         <w:rPr>
+          <w:b/>
           <w:bCs/>
-          <w:b/>
         </w:rPr>
         <w:t xml:space="preserve">not a diagnostic tool</w:t>
       </w:r>
@@ -1566,35 +1550,35 @@
     </w:p>
     <w:p>
       <w:pPr>
+        <w:pStyle w:val="Compact"/>
         <w:numPr>
           <w:ilvl w:val="0"/>
           <w:numId w:val="1007"/>
         </w:numPr>
+      </w:pPr>
+      <w:r>
+        <w:t xml:space="preserve">The engine should not be relied upon as a sole indicator of risk. Other channels (peer reports, university counselling self-referral, GP referral) remain primary.</w:t>
+      </w:r>
+    </w:p>
+    <w:p>
+      <w:pPr>
         <w:pStyle w:val="Compact"/>
-      </w:pPr>
-      <w:r>
-        <w:t xml:space="preserve">The engine should not be relied upon as a sole indicator of risk. Other channels (peer reports, university counselling self-referral, GP referral) remain primary.</w:t>
-      </w:r>
-    </w:p>
-    <w:p>
-      <w:pPr>
         <w:numPr>
           <w:ilvl w:val="0"/>
           <w:numId w:val="1007"/>
         </w:numPr>
+      </w:pPr>
+      <w:r>
+        <w:t xml:space="preserve">The engine has not been clinically validated at the date of this document. Section D.5 documents the plan to do so.</w:t>
+      </w:r>
+    </w:p>
+    <w:p>
+      <w:pPr>
         <w:pStyle w:val="Compact"/>
-      </w:pPr>
-      <w:r>
-        <w:t xml:space="preserve">The engine has not been clinically validated at the date of this document. Section D.5 documents the plan to do so.</w:t>
-      </w:r>
-    </w:p>
-    <w:p>
-      <w:pPr>
         <w:numPr>
           <w:ilvl w:val="0"/>
           <w:numId w:val="1007"/>
         </w:numPr>
-        <w:pStyle w:val="Compact"/>
       </w:pPr>
       <w:r>
         <w:t xml:space="preserve">Cohort priors are drawn from UK undergraduate normative data and may not generalise to FE / international expansion without re-calibration.</w:t>
@@ -1607,8 +1591,8 @@
         </w:pict>
       </w:r>
     </w:p>
-    <w:bookmarkEnd w:id="33"/>
-    <w:bookmarkStart w:id="34" w:name="d8-references"/>
+    <w:bookmarkEnd w:id="22"/>
+    <w:bookmarkStart w:id="23" w:name="d.8-references"/>
     <w:p>
       <w:pPr>
         <w:pStyle w:val="Heading2"/>
@@ -1619,22 +1603,22 @@
     </w:p>
     <w:p>
       <w:pPr>
+        <w:pStyle w:val="Compact"/>
         <w:numPr>
           <w:ilvl w:val="0"/>
           <w:numId w:val="1008"/>
         </w:numPr>
-        <w:pStyle w:val="Compact"/>
-      </w:pPr>
-      <w:r>
-        <w:t xml:space="preserve">Beck, A.T., et al. (1996).</w:t>
+      </w:pPr>
+      <w:r>
+        <w:t xml:space="preserve">Beck, A.T., et al. (1996).</w:t>
       </w:r>
       <w:r>
         <w:t xml:space="preserve"> </w:t>
       </w:r>
       <w:r>
         <w:rPr>
+          <w:i/>
           <w:iCs/>
-          <w:i/>
         </w:rPr>
         <w:t xml:space="preserve">Beck Depression Inventory — II</w:t>
       </w:r>
@@ -1644,11 +1628,11 @@
     </w:p>
     <w:p>
       <w:pPr>
+        <w:pStyle w:val="Compact"/>
         <w:numPr>
           <w:ilvl w:val="0"/>
           <w:numId w:val="1008"/>
         </w:numPr>
-        <w:pStyle w:val="Compact"/>
       </w:pPr>
       <w:r>
         <w:t xml:space="preserve">Kroenke, K., Spitzer, R.L., &amp; Williams, J.B.W. (2001). The PHQ-9: Validity of a brief depression severity measure.</w:t>
@@ -1658,8 +1642,8 @@
       </w:r>
       <w:r>
         <w:rPr>
+          <w:i/>
           <w:iCs/>
-          <w:i/>
         </w:rPr>
         <w:t xml:space="preserve">Journal of General Internal Medicine</w:t>
       </w:r>
@@ -1669,11 +1653,11 @@
     </w:p>
     <w:p>
       <w:pPr>
+        <w:pStyle w:val="Compact"/>
         <w:numPr>
           <w:ilvl w:val="0"/>
           <w:numId w:val="1008"/>
         </w:numPr>
-        <w:pStyle w:val="Compact"/>
       </w:pPr>
       <w:r>
         <w:t xml:space="preserve">Student Minds (2024).</w:t>
@@ -1683,8 +1667,8 @@
       </w:r>
       <w:r>
         <w:rPr>
+          <w:i/>
           <w:iCs/>
-          <w:i/>
         </w:rPr>
         <w:t xml:space="preserve">Insight Briefing — Student Mental Health 2024</w:t>
       </w:r>
@@ -1694,11 +1678,11 @@
     </w:p>
     <w:p>
       <w:pPr>
+        <w:pStyle w:val="Compact"/>
         <w:numPr>
           <w:ilvl w:val="0"/>
           <w:numId w:val="1008"/>
         </w:numPr>
-        <w:pStyle w:val="Compact"/>
       </w:pPr>
       <w:r>
         <w:t xml:space="preserve">Tukey, J.W. (1977).</w:t>
@@ -1708,8 +1692,8 @@
       </w:r>
       <w:r>
         <w:rPr>
+          <w:i/>
           <w:iCs/>
-          <w:i/>
         </w:rPr>
         <w:t xml:space="preserve">Exploratory Data Analysis</w:t>
       </w:r>
@@ -1719,11 +1703,11 @@
     </w:p>
     <w:p>
       <w:pPr>
+        <w:pStyle w:val="Compact"/>
         <w:numPr>
           <w:ilvl w:val="0"/>
           <w:numId w:val="1008"/>
         </w:numPr>
-        <w:pStyle w:val="Compact"/>
       </w:pPr>
       <w:r>
         <w:t xml:space="preserve">ONS (2023).</w:t>
@@ -1733,8 +1717,8 @@
       </w:r>
       <w:r>
         <w:rPr>
+          <w:i/>
           <w:iCs/>
-          <w:i/>
         </w:rPr>
         <w:t xml:space="preserve">Student Insights — University Mental Wellbeing</w:t>
       </w:r>
@@ -1744,11 +1728,11 @@
     </w:p>
     <w:p>
       <w:pPr>
+        <w:pStyle w:val="Compact"/>
         <w:numPr>
           <w:ilvl w:val="0"/>
           <w:numId w:val="1008"/>
         </w:numPr>
-        <w:pStyle w:val="Compact"/>
       </w:pPr>
       <w:r>
         <w:t xml:space="preserve">OFCOM (2024).</w:t>
@@ -1758,8 +1742,8 @@
       </w:r>
       <w:r>
         <w:rPr>
+          <w:i/>
           <w:iCs/>
-          <w:i/>
         </w:rPr>
         <w:t xml:space="preserve">Online Safety: Illegal Harms Guidance</w:t>
       </w:r>
@@ -1769,11 +1753,11 @@
     </w:p>
     <w:p>
       <w:pPr>
+        <w:pStyle w:val="Compact"/>
         <w:numPr>
           <w:ilvl w:val="0"/>
           <w:numId w:val="1008"/>
         </w:numPr>
-        <w:pStyle w:val="Compact"/>
       </w:pPr>
       <w:r>
         <w:t xml:space="preserve">NICE NG133 (2019).</w:t>
@@ -1783,8 +1767,8 @@
       </w:r>
       <w:r>
         <w:rPr>
+          <w:i/>
           <w:iCs/>
-          <w:i/>
         </w:rPr>
         <w:t xml:space="preserve">Suicide prevention: identifying and supporting people at risk</w:t>
       </w:r>
@@ -1805,15 +1789,19 @@
       </w:pPr>
       <w:r>
         <w:rPr>
+          <w:i/>
           <w:iCs/>
-          <w:i/>
         </w:rPr>
         <w:t xml:space="preserve">This methodology document is a living draft. Material updates will be lodged at OSF when pre-registration is complete.</w:t>
       </w:r>
     </w:p>
-    <w:bookmarkEnd w:id="34"/>
-    <w:bookmarkEnd w:id="35"/>
-    <w:sectPr/>
+    <w:bookmarkEnd w:id="23"/>
+    <w:bookmarkEnd w:id="24"/>
+    <w:sectPr>
+      <w:footnotePr>
+        <w:numRestart w:val="eachSect"/>
+      </w:footnotePr>
+    </w:sectPr>
   </w:body>
 </w:document>
 </file>
@@ -1844,14 +1832,14 @@
 <file path=word/numbering.xml><?xml version="1.0" encoding="utf-8"?>
 <w:numbering xmlns:w="http://schemas.openxmlformats.org/wordprocessingml/2006/main">
   <w:abstractNum w:abstractNumId="990">
-    <w:nsid w:val="A990"/>
+    <w:nsid w:val="0000A990"/>
     <w:multiLevelType w:val="multilevel"/>
     <w:lvl w:ilvl="0">
       <w:numFmt w:val="bullet"/>
       <w:lvlText w:val=" "/>
       <w:lvlJc w:val="left"/>
       <w:pPr>
-        <w:ind w:left="720" w:hanging="480"/>
+        <w:ind w:left="720" w:hanging="360"/>
       </w:pPr>
     </w:lvl>
     <w:lvl w:ilvl="1">
@@ -1859,7 +1847,7 @@
       <w:lvlText w:val=" "/>
       <w:lvlJc w:val="left"/>
       <w:pPr>
-        <w:ind w:left="1440" w:hanging="480"/>
+        <w:ind w:left="1440" w:hanging="360"/>
       </w:pPr>
     </w:lvl>
     <w:lvl w:ilvl="2">
@@ -1867,7 +1855,7 @@
       <w:lvlText w:val=" "/>
       <w:lvlJc w:val="left"/>
       <w:pPr>
-        <w:ind w:left="2160" w:hanging="480"/>
+        <w:ind w:left="2160" w:hanging="360"/>
       </w:pPr>
     </w:lvl>
     <w:lvl w:ilvl="3">
@@ -1875,7 +1863,7 @@
       <w:lvlText w:val=" "/>
       <w:lvlJc w:val="left"/>
       <w:pPr>
-        <w:ind w:left="2880" w:hanging="480"/>
+        <w:ind w:left="2880" w:hanging="360"/>
       </w:pPr>
     </w:lvl>
     <w:lvl w:ilvl="4">
@@ -1883,7 +1871,7 @@
       <w:lvlText w:val=" "/>
       <w:lvlJc w:val="left"/>
       <w:pPr>
-        <w:ind w:left="3600" w:hanging="480"/>
+        <w:ind w:left="3600" w:hanging="360"/>
       </w:pPr>
     </w:lvl>
     <w:lvl w:ilvl="5">
@@ -1891,7 +1879,7 @@
       <w:lvlText w:val=" "/>
       <w:lvlJc w:val="left"/>
       <w:pPr>
-        <w:ind w:left="4320" w:hanging="480"/>
+        <w:ind w:left="4320" w:hanging="360"/>
       </w:pPr>
     </w:lvl>
     <w:lvl w:ilvl="6">
@@ -1899,7 +1887,7 @@
       <w:lvlText w:val=" "/>
       <w:lvlJc w:val="left"/>
       <w:pPr>
-        <w:ind w:left="5040" w:hanging="480"/>
+        <w:ind w:left="5040" w:hanging="360"/>
       </w:pPr>
     </w:lvl>
     <w:lvl w:ilvl="7">
@@ -1907,7 +1895,7 @@
       <w:lvlText w:val=" "/>
       <w:lvlJc w:val="left"/>
       <w:pPr>
-        <w:ind w:left="5760" w:hanging="480"/>
+        <w:ind w:left="5760" w:hanging="360"/>
       </w:pPr>
     </w:lvl>
     <w:lvl w:ilvl="8">
@@ -1915,12 +1903,12 @@
       <w:lvlText w:val=" "/>
       <w:lvlJc w:val="left"/>
       <w:pPr>
-        <w:ind w:left="6480" w:hanging="480"/>
+        <w:ind w:left="6480" w:hanging="360"/>
       </w:pPr>
     </w:lvl>
   </w:abstractNum>
   <w:abstractNum w:abstractNumId="99411">
-    <w:nsid w:val="A99411"/>
+    <w:nsid w:val="00A99411"/>
     <w:multiLevelType w:val="multilevel"/>
     <w:lvl w:ilvl="0">
       <w:start w:val="1"/>
@@ -1928,7 +1916,7 @@
       <w:lvlText w:val="%1."/>
       <w:lvlJc w:val="left"/>
       <w:pPr>
-        <w:ind w:left="720" w:hanging="480"/>
+        <w:ind w:left="720" w:hanging="360"/>
       </w:pPr>
     </w:lvl>
     <w:lvl w:ilvl="1">
@@ -1937,7 +1925,7 @@
       <w:lvlText w:val="%2."/>
       <w:lvlJc w:val="left"/>
       <w:pPr>
-        <w:ind w:left="1440" w:hanging="480"/>
+        <w:ind w:left="1440" w:hanging="360"/>
       </w:pPr>
     </w:lvl>
     <w:lvl w:ilvl="2">
@@ -1946,7 +1934,7 @@
       <w:lvlText w:val="%3."/>
       <w:lvlJc w:val="left"/>
       <w:pPr>
-        <w:ind w:left="2160" w:hanging="480"/>
+        <w:ind w:left="2160" w:hanging="360"/>
       </w:pPr>
     </w:lvl>
     <w:lvl w:ilvl="3">
@@ -1955,7 +1943,7 @@
       <w:lvlText w:val="%4."/>
       <w:lvlJc w:val="left"/>
       <w:pPr>
-        <w:ind w:left="2880" w:hanging="480"/>
+        <w:ind w:left="2880" w:hanging="360"/>
       </w:pPr>
     </w:lvl>
     <w:lvl w:ilvl="4">
@@ -1964,7 +1952,7 @@
       <w:lvlText w:val="%5."/>
       <w:lvlJc w:val="left"/>
       <w:pPr>
-        <w:ind w:left="3600" w:hanging="480"/>
+        <w:ind w:left="3600" w:hanging="360"/>
       </w:pPr>
     </w:lvl>
     <w:lvl w:ilvl="5">
@@ -1973,7 +1961,7 @@
       <w:lvlText w:val="%6."/>
       <w:lvlJc w:val="left"/>
       <w:pPr>
-        <w:ind w:left="4320" w:hanging="480"/>
+        <w:ind w:left="4320" w:hanging="360"/>
       </w:pPr>
     </w:lvl>
     <w:lvl w:ilvl="6">
@@ -1982,7 +1970,7 @@
       <w:lvlText w:val="%7."/>
       <w:lvlJc w:val="left"/>
       <w:pPr>
-        <w:ind w:left="5040" w:hanging="480"/>
+        <w:ind w:left="5040" w:hanging="360"/>
       </w:pPr>
     </w:lvl>
     <w:lvl w:ilvl="7">
@@ -1991,7 +1979,7 @@
       <w:lvlText w:val="%8."/>
       <w:lvlJc w:val="left"/>
       <w:pPr>
-        <w:ind w:left="5760" w:hanging="480"/>
+        <w:ind w:left="5760" w:hanging="360"/>
       </w:pPr>
     </w:lvl>
     <w:lvl w:ilvl="8">
@@ -2000,84 +1988,111 @@
       <w:lvlText w:val="%9."/>
       <w:lvlJc w:val="left"/>
       <w:pPr>
-        <w:ind w:left="6480" w:hanging="480"/>
+        <w:ind w:left="6480" w:hanging="360"/>
       </w:pPr>
     </w:lvl>
   </w:abstractNum>
   <w:abstractNum w:abstractNumId="991">
-    <w:nsid w:val="A991"/>
+    <w:nsid w:val="0000A991"/>
     <w:multiLevelType w:val="multilevel"/>
     <w:lvl w:ilvl="0">
       <w:numFmt w:val="bullet"/>
-      <w:lvlText w:val="•"/>
+      <w:lvlText w:val=""/>
       <w:lvlJc w:val="left"/>
       <w:pPr>
-        <w:ind w:left="720" w:hanging="480"/>
-      </w:pPr>
+        <w:ind w:left="720" w:hanging="360"/>
+      </w:pPr>
+      <w:rPr>
+        <w:rFonts w:ascii="Symbol" w:hAnsi="Symbol" w:cs="Symbol" w:hint="default"/>
+      </w:rPr>
     </w:lvl>
     <w:lvl w:ilvl="1">
       <w:numFmt w:val="bullet"/>
-      <w:lvlText w:val="–"/>
+      <w:lvlText w:val="o"/>
       <w:lvlJc w:val="left"/>
       <w:pPr>
-        <w:ind w:left="1440" w:hanging="480"/>
-      </w:pPr>
+        <w:ind w:left="1440" w:hanging="360"/>
+      </w:pPr>
+      <w:rPr>
+        <w:rFonts w:ascii="Courier New" w:hAnsi="Courier New" w:cs="Courier New" w:hint="default"/>
+      </w:rPr>
     </w:lvl>
     <w:lvl w:ilvl="2">
       <w:numFmt w:val="bullet"/>
-      <w:lvlText w:val="•"/>
+      <w:lvlText w:val=""/>
       <w:lvlJc w:val="left"/>
       <w:pPr>
-        <w:ind w:left="2160" w:hanging="480"/>
-      </w:pPr>
+        <w:ind w:left="2160" w:hanging="360"/>
+      </w:pPr>
+      <w:rPr>
+        <w:rFonts w:ascii="Wingdings" w:hAnsi="Wingdings" w:cs="Wingdings" w:hint="default"/>
+      </w:rPr>
     </w:lvl>
     <w:lvl w:ilvl="3">
       <w:numFmt w:val="bullet"/>
-      <w:lvlText w:val="–"/>
+      <w:lvlText w:val=""/>
       <w:lvlJc w:val="left"/>
       <w:pPr>
-        <w:ind w:left="2880" w:hanging="480"/>
-      </w:pPr>
+        <w:ind w:left="2880" w:hanging="360"/>
+      </w:pPr>
+      <w:rPr>
+        <w:rFonts w:ascii="Symbol" w:hAnsi="Symbol" w:cs="Symbol" w:hint="default"/>
+      </w:rPr>
     </w:lvl>
     <w:lvl w:ilvl="4">
       <w:numFmt w:val="bullet"/>
-      <w:lvlText w:val="•"/>
+      <w:lvlText w:val="o"/>
       <w:lvlJc w:val="left"/>
       <w:pPr>
-        <w:ind w:left="3600" w:hanging="480"/>
-      </w:pPr>
+        <w:ind w:left="3600" w:hanging="360"/>
+      </w:pPr>
+      <w:rPr>
+        <w:rFonts w:ascii="Courier New" w:hAnsi="Courier New" w:cs="Courier New" w:hint="default"/>
+      </w:rPr>
     </w:lvl>
     <w:lvl w:ilvl="5">
       <w:numFmt w:val="bullet"/>
-      <w:lvlText w:val="–"/>
+      <w:lvlText w:val=""/>
       <w:lvlJc w:val="left"/>
       <w:pPr>
-        <w:ind w:left="4320" w:hanging="480"/>
-      </w:pPr>
+        <w:ind w:left="4320" w:hanging="360"/>
+      </w:pPr>
+      <w:rPr>
+        <w:rFonts w:ascii="Wingdings" w:hAnsi="Wingdings" w:cs="Wingdings" w:hint="default"/>
+      </w:rPr>
     </w:lvl>
     <w:lvl w:ilvl="6">
       <w:numFmt w:val="bullet"/>
-      <w:lvlText w:val="•"/>
+      <w:lvlText w:val=""/>
       <w:lvlJc w:val="left"/>
       <w:pPr>
-        <w:ind w:left="5040" w:hanging="480"/>
-      </w:pPr>
+        <w:ind w:left="5040" w:hanging="360"/>
+      </w:pPr>
+      <w:rPr>
+        <w:rFonts w:ascii="Symbol" w:hAnsi="Symbol" w:cs="Symbol" w:hint="default"/>
+      </w:rPr>
     </w:lvl>
     <w:lvl w:ilvl="7">
       <w:numFmt w:val="bullet"/>
-      <w:lvlText w:val="–"/>
+      <w:lvlText w:val="o"/>
       <w:lvlJc w:val="left"/>
       <w:pPr>
-        <w:ind w:left="5760" w:hanging="480"/>
-      </w:pPr>
+        <w:ind w:left="5760" w:hanging="360"/>
+      </w:pPr>
+      <w:rPr>
+        <w:rFonts w:ascii="Courier New" w:hAnsi="Courier New" w:cs="Courier New" w:hint="default"/>
+      </w:rPr>
     </w:lvl>
     <w:lvl w:ilvl="8">
       <w:numFmt w:val="bullet"/>
-      <w:lvlText w:val="•"/>
+      <w:lvlText w:val=""/>
       <w:lvlJc w:val="left"/>
       <w:pPr>
-        <w:ind w:left="6480" w:hanging="480"/>
-      </w:pPr>
+        <w:ind w:left="6480" w:hanging="360"/>
+      </w:pPr>
+      <w:rPr>
+        <w:rFonts w:ascii="Wingdings" w:hAnsi="Wingdings" w:cs="Wingdings" w:hint="default"/>
+      </w:rPr>
     </w:lvl>
   </w:abstractNum>
   <w:num w:numId="1000">
@@ -2196,10 +2211,10 @@
   <w:docDefaults>
     <w:rPrDefault>
       <w:rPr>
-        <w:rFonts w:asciiTheme="minorHAnsi" w:cstheme="minorBidi" w:eastAsiaTheme="minorHAnsi" w:hAnsiTheme="minorHAnsi"/>
+        <w:rFonts w:asciiTheme="minorHAnsi" w:cstheme="minorBidi" w:eastAsiaTheme="minorEastAsia" w:hAnsiTheme="minorHAnsi"/>
         <w:sz w:val="24"/>
         <w:szCs w:val="24"/>
-        <w:lang w:bidi="ar-SA" w:eastAsia="en-US" w:val="en-US"/>
+        <w:lang w:bidi="ar-SA" w:eastAsia="zh-CN" w:val="en-US"/>
       </w:rPr>
     </w:rPrDefault>
     <w:pPrDefault>
@@ -2217,10 +2232,10 @@
     <w:name w:val="Body Text"/>
     <w:basedOn w:val="Normal"/>
     <w:link w:val="BodyTextChar"/>
+    <w:qFormat/>
     <w:pPr>
       <w:spacing w:after="180" w:before="180"/>
     </w:pPr>
-    <w:qFormat/>
   </w:style>
   <w:style w:customStyle="1" w:styleId="FirstParagraph" w:type="paragraph">
     <w:name w:val="First Paragraph"/>
@@ -2240,57 +2255,111 @@
     <w:name w:val="Title"/>
     <w:basedOn w:val="Normal"/>
     <w:next w:val="BodyText"/>
+    <w:link w:val="TitleChar"/>
+    <w:uiPriority w:val="10"/>
     <w:qFormat/>
+    <w:rsid w:val="00A10FD9"/>
     <w:pPr>
-      <w:keepNext/>
-      <w:keepLines/>
-      <w:spacing w:after="240" w:before="480"/>
+      <w:spacing w:after="80" w:line="240" w:lineRule="auto"/>
+      <w:contextualSpacing/>
       <w:jc w:val="center"/>
     </w:pPr>
     <w:rPr>
       <w:rFonts w:asciiTheme="majorHAnsi" w:cstheme="majorBidi" w:eastAsiaTheme="majorEastAsia" w:hAnsiTheme="majorHAnsi"/>
-      <w:b/>
-      <w:bCs/>
-      <w:color w:themeColor="accent1" w:themeShade="B5" w:val="345A8A"/>
-      <w:sz w:val="36"/>
-      <w:szCs w:val="36"/>
+      <w:sz w:val="56"/>
+      <w:szCs w:val="56"/>
+    </w:rPr>
+  </w:style>
+  <w:style w:customStyle="1" w:styleId="TitleChar" w:type="character">
+    <w:name w:val="Title Char"/>
+    <w:basedOn w:val="DefaultParagraphFont"/>
+    <w:link w:val="Title"/>
+    <w:uiPriority w:val="10"/>
+    <w:rsid w:val="00A10FD9"/>
+    <w:rPr>
+      <w:rFonts w:asciiTheme="majorHAnsi" w:cstheme="majorBidi" w:eastAsiaTheme="majorEastAsia" w:hAnsiTheme="majorHAnsi"/>
+      <w:sz w:val="56"/>
+      <w:szCs w:val="56"/>
     </w:rPr>
   </w:style>
   <w:style w:styleId="Subtitle" w:type="paragraph">
     <w:name w:val="Subtitle"/>
+    <w:basedOn w:val="Title"/>
+    <w:next w:val="BodyText"/>
+    <w:link w:val="SubtitleChar"/>
+    <w:uiPriority w:val="11"/>
+    <w:qFormat/>
+    <w:rsid w:val="00A10FD9"/>
+    <w:pPr>
+      <w:numPr>
+        <w:ilvl w:val="1"/>
+      </w:numPr>
+    </w:pPr>
+    <w:rPr>
+      <w:rFonts w:cstheme="majorBidi" w:eastAsiaTheme="majorEastAsia"/>
+      <w:spacing w:val="15"/>
+      <w:sz w:val="28"/>
+      <w:szCs w:val="28"/>
+    </w:rPr>
+  </w:style>
+  <w:style w:customStyle="1" w:styleId="SubtitleChar" w:type="character">
+    <w:name w:val="Subtitle Char"/>
+    <w:basedOn w:val="DefaultParagraphFont"/>
+    <w:link w:val="Subtitle"/>
+    <w:uiPriority w:val="11"/>
+    <w:rsid w:val="00A10FD9"/>
+    <w:rPr>
+      <w:rFonts w:cstheme="majorBidi" w:eastAsiaTheme="majorEastAsia"/>
+      <w:color w:themeColor="text1" w:themeTint="A6" w:val="595959"/>
+      <w:spacing w:val="15"/>
+      <w:sz w:val="28"/>
+      <w:szCs w:val="28"/>
+    </w:rPr>
+  </w:style>
+  <w:style w:customStyle="1" w:styleId="Author" w:type="paragraph">
+    <w:name w:val="Author"/>
     <w:basedOn w:val="Title"/>
     <w:next w:val="BodyText"/>
     <w:qFormat/>
     <w:pPr>
       <w:keepNext/>
       <w:keepLines/>
-      <w:spacing w:after="240" w:before="240"/>
-      <w:jc w:val="center"/>
     </w:pPr>
     <w:rPr>
-      <w:sz w:val="30"/>
-      <w:szCs w:val="30"/>
-    </w:rPr>
-  </w:style>
-  <w:style w:customStyle="1" w:styleId="Author" w:type="paragraph">
-    <w:name w:val="Author"/>
+      <w:sz w:val="24"/>
+      <w:szCs w:val="24"/>
+    </w:rPr>
+  </w:style>
+  <w:style w:styleId="Date" w:type="paragraph">
+    <w:name w:val="Date"/>
+    <w:basedOn w:val="Title"/>
     <w:next w:val="BodyText"/>
     <w:qFormat/>
     <w:pPr>
       <w:keepNext/>
       <w:keepLines/>
-      <w:jc w:val="center"/>
     </w:pPr>
-  </w:style>
-  <w:style w:styleId="Date" w:type="paragraph">
-    <w:name w:val="Date"/>
-    <w:next w:val="BodyText"/>
+    <w:rPr>
+      <w:sz w:val="24"/>
+      <w:szCs w:val="24"/>
+    </w:rPr>
+  </w:style>
+  <w:style w:customStyle="1" w:styleId="AbstractTitle" w:type="paragraph">
+    <w:name w:val="Abstract Title"/>
+    <w:basedOn w:val="Normal"/>
+    <w:next w:val="Abstract"/>
     <w:qFormat/>
     <w:pPr>
       <w:keepNext/>
       <w:keepLines/>
+      <w:spacing w:after="0" w:before="300"/>
       <w:jc w:val="center"/>
     </w:pPr>
+    <w:rPr>
+      <w:b/>
+      <w:sz w:val="20"/>
+      <w:szCs w:val="20"/>
+    </w:rPr>
   </w:style>
   <w:style w:customStyle="1" w:styleId="Abstract" w:type="paragraph">
     <w:name w:val="Abstract"/>
@@ -2300,7 +2369,7 @@
     <w:pPr>
       <w:keepNext/>
       <w:keepLines/>
-      <w:spacing w:after="300" w:before="300"/>
+      <w:spacing w:after="300" w:before="100"/>
     </w:pPr>
     <w:rPr>
       <w:sz w:val="20"/>
@@ -2316,191 +2385,321 @@
     <w:rPr/>
   </w:style>
   <w:style w:styleId="Heading1" w:type="paragraph">
-    <w:name w:val="Heading 1"/>
+    <w:name w:val="heading 1"/>
     <w:basedOn w:val="Normal"/>
     <w:next w:val="BodyText"/>
+    <w:link w:val="Heading1Char"/>
     <w:uiPriority w:val="9"/>
     <w:qFormat/>
+    <w:rsid w:val="00A10FD9"/>
     <w:pPr>
       <w:keepNext/>
       <w:keepLines/>
-      <w:spacing w:after="0" w:before="480"/>
+      <w:spacing w:after="80" w:before="360"/>
       <w:outlineLvl w:val="0"/>
     </w:pPr>
     <w:rPr>
       <w:rFonts w:asciiTheme="majorHAnsi" w:cstheme="majorBidi" w:eastAsiaTheme="majorEastAsia" w:hAnsiTheme="majorHAnsi"/>
-      <w:b/>
-      <w:bCs/>
-      <w:color w:themeColor="accent1" w:val="4F81BD"/>
-      <w:sz w:val="32"/>
-      <w:szCs w:val="32"/>
+      <w:color w:themeColor="accent1" w:themeShade="BF" w:val="0F4761"/>
+      <w:sz w:val="40"/>
+      <w:szCs w:val="40"/>
     </w:rPr>
   </w:style>
   <w:style w:styleId="Heading2" w:type="paragraph">
-    <w:name w:val="Heading 2"/>
+    <w:name w:val="heading 2"/>
     <w:basedOn w:val="Normal"/>
     <w:next w:val="BodyText"/>
+    <w:link w:val="Heading2Char"/>
     <w:uiPriority w:val="9"/>
+    <w:semiHidden/>
     <w:unhideWhenUsed/>
     <w:qFormat/>
+    <w:rsid w:val="00A10FD9"/>
     <w:pPr>
       <w:keepNext/>
       <w:keepLines/>
-      <w:spacing w:after="0" w:before="200"/>
+      <w:spacing w:after="80" w:before="160"/>
       <w:outlineLvl w:val="1"/>
     </w:pPr>
     <w:rPr>
       <w:rFonts w:asciiTheme="majorHAnsi" w:cstheme="majorBidi" w:eastAsiaTheme="majorEastAsia" w:hAnsiTheme="majorHAnsi"/>
-      <w:b/>
-      <w:bCs/>
-      <w:color w:themeColor="accent1" w:val="4F81BD"/>
-      <w:sz w:val="28"/>
-      <w:szCs w:val="28"/>
+      <w:color w:themeColor="accent1" w:themeShade="BF" w:val="0F4761"/>
+      <w:sz w:val="32"/>
+      <w:szCs w:val="32"/>
     </w:rPr>
   </w:style>
   <w:style w:styleId="Heading3" w:type="paragraph">
-    <w:name w:val="Heading 3"/>
+    <w:name w:val="heading 3"/>
     <w:basedOn w:val="Normal"/>
     <w:next w:val="BodyText"/>
+    <w:link w:val="Heading3Char"/>
     <w:uiPriority w:val="9"/>
+    <w:semiHidden/>
     <w:unhideWhenUsed/>
     <w:qFormat/>
+    <w:rsid w:val="00A10FD9"/>
     <w:pPr>
       <w:keepNext/>
       <w:keepLines/>
-      <w:spacing w:after="0" w:before="200"/>
+      <w:spacing w:after="80" w:before="160"/>
       <w:outlineLvl w:val="2"/>
     </w:pPr>
     <w:rPr>
-      <w:rFonts w:asciiTheme="majorHAnsi" w:cstheme="majorBidi" w:eastAsiaTheme="majorEastAsia" w:hAnsiTheme="majorHAnsi"/>
-      <w:b/>
-      <w:bCs/>
-      <w:color w:themeColor="accent1" w:val="4F81BD"/>
-      <w:sz w:val="24"/>
-      <w:szCs w:val="24"/>
+      <w:rFonts w:cstheme="majorBidi" w:eastAsiaTheme="majorEastAsia"/>
+      <w:color w:themeColor="accent1" w:themeShade="BF" w:val="0F4761"/>
+      <w:sz w:val="28"/>
+      <w:szCs w:val="28"/>
     </w:rPr>
   </w:style>
   <w:style w:styleId="Heading4" w:type="paragraph">
-    <w:name w:val="Heading 4"/>
+    <w:name w:val="heading 4"/>
     <w:basedOn w:val="Normal"/>
     <w:next w:val="BodyText"/>
+    <w:link w:val="Heading4Char"/>
     <w:uiPriority w:val="9"/>
+    <w:semiHidden/>
     <w:unhideWhenUsed/>
     <w:qFormat/>
+    <w:rsid w:val="00A10FD9"/>
     <w:pPr>
       <w:keepNext/>
       <w:keepLines/>
-      <w:spacing w:after="0" w:before="200"/>
+      <w:spacing w:after="40" w:before="80"/>
       <w:outlineLvl w:val="3"/>
     </w:pPr>
     <w:rPr>
-      <w:rFonts w:asciiTheme="majorHAnsi" w:cstheme="majorBidi" w:eastAsiaTheme="majorEastAsia" w:hAnsiTheme="majorHAnsi"/>
+      <w:rFonts w:cstheme="majorBidi" w:eastAsiaTheme="majorEastAsia"/>
       <w:i/>
-      <w:bCs/>
-      <w:color w:themeColor="accent1" w:val="4F81BD"/>
-      <w:sz w:val="24"/>
-      <w:szCs w:val="24"/>
+      <w:iCs/>
+      <w:color w:themeColor="accent1" w:themeShade="BF" w:val="0F4761"/>
     </w:rPr>
   </w:style>
   <w:style w:styleId="Heading5" w:type="paragraph">
-    <w:name w:val="Heading 5"/>
+    <w:name w:val="heading 5"/>
     <w:basedOn w:val="Normal"/>
     <w:next w:val="BodyText"/>
+    <w:link w:val="Heading5Char"/>
     <w:uiPriority w:val="9"/>
+    <w:semiHidden/>
     <w:unhideWhenUsed/>
     <w:qFormat/>
+    <w:rsid w:val="00A10FD9"/>
     <w:pPr>
       <w:keepNext/>
       <w:keepLines/>
-      <w:spacing w:after="0" w:before="200"/>
+      <w:spacing w:after="40" w:before="80"/>
       <w:outlineLvl w:val="4"/>
     </w:pPr>
     <w:rPr>
-      <w:rFonts w:asciiTheme="majorHAnsi" w:cstheme="majorBidi" w:eastAsiaTheme="majorEastAsia" w:hAnsiTheme="majorHAnsi"/>
-      <w:iCs/>
-      <w:color w:themeColor="accent1" w:val="4F81BD"/>
-      <w:sz w:val="24"/>
-      <w:szCs w:val="24"/>
+      <w:rFonts w:cstheme="majorBidi" w:eastAsiaTheme="majorEastAsia"/>
+      <w:color w:themeColor="accent1" w:themeShade="BF" w:val="0F4761"/>
     </w:rPr>
   </w:style>
   <w:style w:styleId="Heading6" w:type="paragraph">
-    <w:name w:val="Heading 6"/>
+    <w:name w:val="heading 6"/>
     <w:basedOn w:val="Normal"/>
     <w:next w:val="BodyText"/>
+    <w:link w:val="Heading6Char"/>
     <w:uiPriority w:val="9"/>
+    <w:semiHidden/>
     <w:unhideWhenUsed/>
     <w:qFormat/>
+    <w:rsid w:val="00A10FD9"/>
     <w:pPr>
       <w:keepNext/>
       <w:keepLines/>
-      <w:spacing w:after="0" w:before="200"/>
+      <w:spacing w:after="0" w:before="40"/>
       <w:outlineLvl w:val="5"/>
     </w:pPr>
     <w:rPr>
-      <w:rFonts w:asciiTheme="majorHAnsi" w:cstheme="majorBidi" w:eastAsiaTheme="majorEastAsia" w:hAnsiTheme="majorHAnsi"/>
-      <w:color w:themeColor="accent1" w:val="4F81BD"/>
-      <w:sz w:val="24"/>
-      <w:szCs w:val="24"/>
+      <w:rFonts w:cstheme="majorBidi" w:eastAsiaTheme="majorEastAsia"/>
+      <w:i/>
+      <w:iCs/>
+      <w:color w:themeColor="text1" w:themeTint="A6" w:val="595959"/>
     </w:rPr>
   </w:style>
   <w:style w:styleId="Heading7" w:type="paragraph">
-    <w:name w:val="Heading 7"/>
+    <w:name w:val="heading 7"/>
     <w:basedOn w:val="Normal"/>
     <w:next w:val="BodyText"/>
+    <w:link w:val="Heading7Char"/>
     <w:uiPriority w:val="9"/>
+    <w:semiHidden/>
     <w:unhideWhenUsed/>
     <w:qFormat/>
+    <w:rsid w:val="00A10FD9"/>
     <w:pPr>
       <w:keepNext/>
       <w:keepLines/>
-      <w:spacing w:after="0" w:before="200"/>
+      <w:spacing w:after="0" w:before="40"/>
       <w:outlineLvl w:val="6"/>
     </w:pPr>
     <w:rPr>
-      <w:rFonts w:asciiTheme="majorHAnsi" w:cstheme="majorBidi" w:eastAsiaTheme="majorEastAsia" w:hAnsiTheme="majorHAnsi"/>
-      <w:color w:themeColor="accent1" w:val="4F81BD"/>
-      <w:sz w:val="24"/>
-      <w:szCs w:val="24"/>
+      <w:rFonts w:cstheme="majorBidi" w:eastAsiaTheme="majorEastAsia"/>
+      <w:color w:themeColor="text1" w:themeTint="A6" w:val="595959"/>
     </w:rPr>
   </w:style>
   <w:style w:styleId="Heading8" w:type="paragraph">
-    <w:name w:val="Heading 8"/>
+    <w:name w:val="heading 8"/>
     <w:basedOn w:val="Normal"/>
     <w:next w:val="BodyText"/>
+    <w:link w:val="Heading8Char"/>
     <w:uiPriority w:val="9"/>
+    <w:semiHidden/>
     <w:unhideWhenUsed/>
     <w:qFormat/>
+    <w:rsid w:val="00A10FD9"/>
     <w:pPr>
       <w:keepNext/>
       <w:keepLines/>
-      <w:spacing w:after="0" w:before="200"/>
+      <w:spacing w:after="0"/>
       <w:outlineLvl w:val="7"/>
     </w:pPr>
     <w:rPr>
-      <w:rFonts w:asciiTheme="majorHAnsi" w:cstheme="majorBidi" w:eastAsiaTheme="majorEastAsia" w:hAnsiTheme="majorHAnsi"/>
-      <w:color w:themeColor="accent1" w:val="4F81BD"/>
-      <w:sz w:val="24"/>
-      <w:szCs w:val="24"/>
+      <w:rFonts w:cstheme="majorBidi" w:eastAsiaTheme="majorEastAsia"/>
+      <w:i/>
+      <w:iCs/>
+      <w:color w:themeColor="text1" w:themeTint="D8" w:val="272727"/>
     </w:rPr>
   </w:style>
   <w:style w:styleId="Heading9" w:type="paragraph">
-    <w:name w:val="Heading 9"/>
+    <w:name w:val="heading 9"/>
     <w:basedOn w:val="Normal"/>
     <w:next w:val="BodyText"/>
+    <w:link w:val="Heading9Char"/>
     <w:uiPriority w:val="9"/>
+    <w:semiHidden/>
     <w:unhideWhenUsed/>
     <w:qFormat/>
+    <w:rsid w:val="00A10FD9"/>
     <w:pPr>
       <w:keepNext/>
       <w:keepLines/>
-      <w:spacing w:after="0" w:before="200"/>
+      <w:spacing w:after="0"/>
       <w:outlineLvl w:val="8"/>
     </w:pPr>
     <w:rPr>
+      <w:rFonts w:cstheme="majorBidi" w:eastAsiaTheme="majorEastAsia"/>
+      <w:color w:themeColor="text1" w:themeTint="D8" w:val="272727"/>
+    </w:rPr>
+  </w:style>
+  <w:style w:customStyle="1" w:styleId="Heading1Char" w:type="character">
+    <w:name w:val="Heading 1 Char"/>
+    <w:basedOn w:val="DefaultParagraphFont"/>
+    <w:link w:val="Heading1"/>
+    <w:uiPriority w:val="9"/>
+    <w:rsid w:val="00A10FD9"/>
+    <w:rPr>
       <w:rFonts w:asciiTheme="majorHAnsi" w:cstheme="majorBidi" w:eastAsiaTheme="majorEastAsia" w:hAnsiTheme="majorHAnsi"/>
-      <w:color w:themeColor="accent1" w:val="4F81BD"/>
-      <w:sz w:val="24"/>
-      <w:szCs w:val="24"/>
+      <w:color w:themeColor="accent1" w:themeShade="BF" w:val="0F4761"/>
+      <w:sz w:val="40"/>
+      <w:szCs w:val="40"/>
+    </w:rPr>
+  </w:style>
+  <w:style w:customStyle="1" w:styleId="Heading2Char" w:type="character">
+    <w:name w:val="Heading 2 Char"/>
+    <w:basedOn w:val="DefaultParagraphFont"/>
+    <w:link w:val="Heading2"/>
+    <w:uiPriority w:val="9"/>
+    <w:semiHidden/>
+    <w:rsid w:val="00A10FD9"/>
+    <w:rPr>
+      <w:rFonts w:asciiTheme="majorHAnsi" w:cstheme="majorBidi" w:eastAsiaTheme="majorEastAsia" w:hAnsiTheme="majorHAnsi"/>
+      <w:color w:themeColor="accent1" w:themeShade="BF" w:val="0F4761"/>
+      <w:sz w:val="32"/>
+      <w:szCs w:val="32"/>
+    </w:rPr>
+  </w:style>
+  <w:style w:customStyle="1" w:styleId="Heading3Char" w:type="character">
+    <w:name w:val="Heading 3 Char"/>
+    <w:basedOn w:val="DefaultParagraphFont"/>
+    <w:link w:val="Heading3"/>
+    <w:uiPriority w:val="9"/>
+    <w:semiHidden/>
+    <w:rsid w:val="00A10FD9"/>
+    <w:rPr>
+      <w:rFonts w:cstheme="majorBidi" w:eastAsiaTheme="majorEastAsia"/>
+      <w:color w:themeColor="accent1" w:themeShade="BF" w:val="0F4761"/>
+      <w:sz w:val="28"/>
+      <w:szCs w:val="28"/>
+    </w:rPr>
+  </w:style>
+  <w:style w:customStyle="1" w:styleId="Heading4Char" w:type="character">
+    <w:name w:val="Heading 4 Char"/>
+    <w:basedOn w:val="DefaultParagraphFont"/>
+    <w:link w:val="Heading4"/>
+    <w:uiPriority w:val="9"/>
+    <w:semiHidden/>
+    <w:rsid w:val="00A10FD9"/>
+    <w:rPr>
+      <w:rFonts w:cstheme="majorBidi" w:eastAsiaTheme="majorEastAsia"/>
+      <w:i/>
+      <w:iCs/>
+      <w:color w:themeColor="accent1" w:themeShade="BF" w:val="0F4761"/>
+    </w:rPr>
+  </w:style>
+  <w:style w:customStyle="1" w:styleId="Heading5Char" w:type="character">
+    <w:name w:val="Heading 5 Char"/>
+    <w:basedOn w:val="DefaultParagraphFont"/>
+    <w:link w:val="Heading5"/>
+    <w:uiPriority w:val="9"/>
+    <w:semiHidden/>
+    <w:rsid w:val="00A10FD9"/>
+    <w:rPr>
+      <w:rFonts w:cstheme="majorBidi" w:eastAsiaTheme="majorEastAsia"/>
+      <w:color w:themeColor="accent1" w:themeShade="BF" w:val="0F4761"/>
+    </w:rPr>
+  </w:style>
+  <w:style w:customStyle="1" w:styleId="Heading6Char" w:type="character">
+    <w:name w:val="Heading 6 Char"/>
+    <w:basedOn w:val="DefaultParagraphFont"/>
+    <w:link w:val="Heading6"/>
+    <w:uiPriority w:val="9"/>
+    <w:semiHidden/>
+    <w:rsid w:val="00A10FD9"/>
+    <w:rPr>
+      <w:rFonts w:cstheme="majorBidi" w:eastAsiaTheme="majorEastAsia"/>
+      <w:i/>
+      <w:iCs/>
+      <w:color w:themeColor="text1" w:themeTint="A6" w:val="595959"/>
+    </w:rPr>
+  </w:style>
+  <w:style w:customStyle="1" w:styleId="Heading7Char" w:type="character">
+    <w:name w:val="Heading 7 Char"/>
+    <w:basedOn w:val="DefaultParagraphFont"/>
+    <w:link w:val="Heading7"/>
+    <w:uiPriority w:val="9"/>
+    <w:semiHidden/>
+    <w:rsid w:val="00A10FD9"/>
+    <w:rPr>
+      <w:rFonts w:cstheme="majorBidi" w:eastAsiaTheme="majorEastAsia"/>
+      <w:color w:themeColor="text1" w:themeTint="A6" w:val="595959"/>
+    </w:rPr>
+  </w:style>
+  <w:style w:customStyle="1" w:styleId="Heading8Char" w:type="character">
+    <w:name w:val="Heading 8 Char"/>
+    <w:basedOn w:val="DefaultParagraphFont"/>
+    <w:link w:val="Heading8"/>
+    <w:uiPriority w:val="9"/>
+    <w:semiHidden/>
+    <w:rsid w:val="00A10FD9"/>
+    <w:rPr>
+      <w:rFonts w:cstheme="majorBidi" w:eastAsiaTheme="majorEastAsia"/>
+      <w:i/>
+      <w:iCs/>
+      <w:color w:themeColor="text1" w:themeTint="D8" w:val="272727"/>
+    </w:rPr>
+  </w:style>
+  <w:style w:customStyle="1" w:styleId="Heading9Char" w:type="character">
+    <w:name w:val="Heading 9 Char"/>
+    <w:basedOn w:val="DefaultParagraphFont"/>
+    <w:link w:val="Heading9"/>
+    <w:uiPriority w:val="9"/>
+    <w:semiHidden/>
+    <w:rsid w:val="00A10FD9"/>
+    <w:rPr>
+      <w:rFonts w:cstheme="majorBidi" w:eastAsiaTheme="majorEastAsia"/>
+      <w:color w:themeColor="text1" w:themeTint="D8" w:val="272727"/>
     </w:rPr>
   </w:style>
   <w:style w:styleId="BlockText" w:type="paragraph">
@@ -2522,6 +2721,18 @@
     <w:uiPriority w:val="9"/>
     <w:unhideWhenUsed/>
     <w:qFormat/>
+  </w:style>
+  <w:style w:styleId="FootnoteBlockText" w:type="paragraph">
+    <w:name w:val="Footnote Block Text"/>
+    <w:basedOn w:val="FootnoteText"/>
+    <w:next w:val="FootnoteText"/>
+    <w:uiPriority w:val="9"/>
+    <w:unhideWhenUsed/>
+    <w:qFormat/>
+    <w:pPr>
+      <w:spacing w:after="100" w:before="100"/>
+      <w:ind w:firstLine="0" w:left="480" w:right="480"/>
+    </w:pPr>
   </w:style>
   <w:style w:default="1" w:styleId="DefaultParagraphFont" w:type="character">
     <w:name w:val="Default Paragraph Font"/>
@@ -2544,18 +2755,11 @@
       </w:tblCellMar>
     </w:tblPr>
     <w:tblStylePr w:type="firstRow">
-      <w:tblPr>
-        <w:jc w:val="left"/>
-        <w:tblInd w:type="dxa" w:w="0"/>
-      </w:tblPr>
-      <w:trPr>
-        <w:jc w:val="left"/>
-      </w:trPr>
       <w:tcPr>
-        <w:vAlign w:val="bottom"/>
         <w:tcBorders>
           <w:bottom w:val="single"/>
         </w:tcBorders>
+        <w:vAlign w:val="bottom"/>
       </w:tcPr>
     </w:tblStylePr>
   </w:style>
@@ -2670,8 +2874,8 @@
     <w:name w:val="KeywordTok"/>
     <w:basedOn w:val="VerbatimChar"/>
     <w:rPr>
+      <w:b/>
       <w:color w:val="007020"/>
-      <w:b/>
     </w:rPr>
   </w:style>
   <w:style w:type="character" w:customStyle="1" w:styleId="DataTypeTok">
@@ -2748,42 +2952,42 @@
     <w:name w:val="ImportTok"/>
     <w:basedOn w:val="VerbatimChar"/>
     <w:rPr>
+      <w:b/>
       <w:color w:val="008000"/>
-      <w:b/>
     </w:rPr>
   </w:style>
   <w:style w:type="character" w:customStyle="1" w:styleId="CommentTok">
     <w:name w:val="CommentTok"/>
     <w:basedOn w:val="VerbatimChar"/>
     <w:rPr>
+      <w:i/>
       <w:color w:val="60a0b0"/>
-      <w:i/>
     </w:rPr>
   </w:style>
   <w:style w:type="character" w:customStyle="1" w:styleId="DocumentationTok">
     <w:name w:val="DocumentationTok"/>
     <w:basedOn w:val="VerbatimChar"/>
     <w:rPr>
+      <w:i/>
       <w:color w:val="ba2121"/>
-      <w:i/>
     </w:rPr>
   </w:style>
   <w:style w:type="character" w:customStyle="1" w:styleId="AnnotationTok">
     <w:name w:val="AnnotationTok"/>
     <w:basedOn w:val="VerbatimChar"/>
     <w:rPr>
-      <w:color w:val="60a0b0"/>
       <w:b/>
       <w:i/>
+      <w:color w:val="60a0b0"/>
     </w:rPr>
   </w:style>
   <w:style w:type="character" w:customStyle="1" w:styleId="CommentVarTok">
     <w:name w:val="CommentVarTok"/>
     <w:basedOn w:val="VerbatimChar"/>
     <w:rPr>
-      <w:color w:val="60a0b0"/>
       <w:b/>
       <w:i/>
+      <w:color w:val="60a0b0"/>
     </w:rPr>
   </w:style>
   <w:style w:type="character" w:customStyle="1" w:styleId="OtherTok">
@@ -2811,8 +3015,8 @@
     <w:name w:val="ControlFlowTok"/>
     <w:basedOn w:val="VerbatimChar"/>
     <w:rPr>
+      <w:b/>
       <w:color w:val="007020"/>
-      <w:b/>
     </w:rPr>
   </w:style>
   <w:style w:type="character" w:customStyle="1" w:styleId="OperatorTok">
@@ -2857,34 +3061,34 @@
     <w:name w:val="InformationTok"/>
     <w:basedOn w:val="VerbatimChar"/>
     <w:rPr>
-      <w:color w:val="60a0b0"/>
       <w:b/>
       <w:i/>
+      <w:color w:val="60a0b0"/>
     </w:rPr>
   </w:style>
   <w:style w:type="character" w:customStyle="1" w:styleId="WarningTok">
     <w:name w:val="WarningTok"/>
     <w:basedOn w:val="VerbatimChar"/>
     <w:rPr>
-      <w:color w:val="60a0b0"/>
       <w:b/>
       <w:i/>
+      <w:color w:val="60a0b0"/>
     </w:rPr>
   </w:style>
   <w:style w:type="character" w:customStyle="1" w:styleId="AlertTok">
     <w:name w:val="AlertTok"/>
     <w:basedOn w:val="VerbatimChar"/>
     <w:rPr>
+      <w:b/>
       <w:color w:val="ff0000"/>
-      <w:b/>
     </w:rPr>
   </w:style>
   <w:style w:type="character" w:customStyle="1" w:styleId="ErrorTok">
     <w:name w:val="ErrorTok"/>
     <w:basedOn w:val="VerbatimChar"/>
     <w:rPr>
+      <w:b/>
       <w:color w:val="ff0000"/>
-      <w:b/>
     </w:rPr>
   </w:style>
   <w:style w:type="character" w:customStyle="1" w:styleId="NormalTok">
@@ -2906,44 +3110,44 @@
         <a:sysClr val="window" lastClr="FFFFFF"/>
       </a:lt1>
       <a:dk2>
-        <a:srgbClr val="1F497D"/>
+        <a:srgbClr val="0E2841"/>
       </a:dk2>
       <a:lt2>
-        <a:srgbClr val="EEECE1"/>
+        <a:srgbClr val="E8E8E8"/>
       </a:lt2>
       <a:accent1>
-        <a:srgbClr val="4F81BD"/>
+        <a:srgbClr val="156082"/>
       </a:accent1>
       <a:accent2>
-        <a:srgbClr val="C0504D"/>
+        <a:srgbClr val="E97132"/>
       </a:accent2>
       <a:accent3>
-        <a:srgbClr val="9BBB59"/>
+        <a:srgbClr val="196B24"/>
       </a:accent3>
       <a:accent4>
-        <a:srgbClr val="8064A2"/>
+        <a:srgbClr val="0F9ED5"/>
       </a:accent4>
       <a:accent5>
-        <a:srgbClr val="4BACC6"/>
+        <a:srgbClr val="A02B93"/>
       </a:accent5>
       <a:accent6>
-        <a:srgbClr val="F79646"/>
+        <a:srgbClr val="4EA72E"/>
       </a:accent6>
       <a:hlink>
-        <a:srgbClr val="0000FF"/>
+        <a:srgbClr val="467886"/>
       </a:hlink>
       <a:folHlink>
-        <a:srgbClr val="800080"/>
+        <a:srgbClr val="96607D"/>
       </a:folHlink>
     </a:clrScheme>
     <a:fontScheme name="Office">
       <a:majorFont>
-        <a:latin typeface="Calibri"/>
+        <a:latin typeface="Aptos Display" panose="02110004020202020204"/>
         <a:ea typeface=""/>
         <a:cs typeface=""/>
-        <a:font script="Jpan" typeface="ＭＳ ゴシック"/>
+        <a:font script="Jpan" typeface="游ゴシック Light"/>
         <a:font script="Hang" typeface="맑은 고딕"/>
-        <a:font script="Hans" typeface="宋体"/>
+        <a:font script="Hans" typeface="等线 Light"/>
         <a:font script="Hant" typeface="新細明體"/>
         <a:font script="Arab" typeface="Times New Roman"/>
         <a:font script="Hebr" typeface="Times New Roman"/>
@@ -2970,14 +3174,32 @@
         <a:font script="Mong" typeface="Mongolian Baiti"/>
         <a:font script="Viet" typeface="Times New Roman"/>
         <a:font script="Uigh" typeface="Microsoft Uighur"/>
+        <a:font script="Geor" typeface="Sylfaen"/>
+        <a:font script="Armn" typeface="Arial"/>
+        <a:font script="Bugi" typeface="Leelawadee UI"/>
+        <a:font script="Bopo" typeface="Microsoft JhengHei"/>
+        <a:font script="Java" typeface="Javanese Text"/>
+        <a:font script="Lisu" typeface="Segoe UI"/>
+        <a:font script="Mymr" typeface="Myanmar Text"/>
+        <a:font script="Nkoo" typeface="Ebrima"/>
+        <a:font script="Olck" typeface="Nirmala UI"/>
+        <a:font script="Osma" typeface="Ebrima"/>
+        <a:font script="Phag" typeface="Phagspa"/>
+        <a:font script="Syrn" typeface="Estrangelo Edessa"/>
+        <a:font script="Syrj" typeface="Estrangelo Edessa"/>
+        <a:font script="Syre" typeface="Estrangelo Edessa"/>
+        <a:font script="Sora" typeface="Nirmala UI"/>
+        <a:font script="Tale" typeface="Microsoft Tai Le"/>
+        <a:font script="Talu" typeface="Microsoft New Tai Lue"/>
+        <a:font script="Tfng" typeface="Ebrima"/>
       </a:majorFont>
       <a:minorFont>
-        <a:latin typeface="Cambria"/>
+        <a:latin typeface="Aptos" panose="02110004020202020204"/>
         <a:ea typeface=""/>
         <a:cs typeface=""/>
-        <a:font script="Jpan" typeface="ＭＳ 明朝"/>
+        <a:font script="Jpan" typeface="游明朝"/>
         <a:font script="Hang" typeface="맑은 고딕"/>
-        <a:font script="Hans" typeface="宋体"/>
+        <a:font script="Hans" typeface="等线"/>
         <a:font script="Hant" typeface="新細明體"/>
         <a:font script="Arab" typeface="Arial"/>
         <a:font script="Hebr" typeface="Arial"/>
@@ -3004,6 +3226,24 @@
         <a:font script="Mong" typeface="Mongolian Baiti"/>
         <a:font script="Viet" typeface="Arial"/>
         <a:font script="Uigh" typeface="Microsoft Uighur"/>
+        <a:font script="Geor" typeface="Sylfaen"/>
+        <a:font script="Armn" typeface="Arial"/>
+        <a:font script="Bugi" typeface="Leelawadee UI"/>
+        <a:font script="Bopo" typeface="Microsoft JhengHei"/>
+        <a:font script="Java" typeface="Javanese Text"/>
+        <a:font script="Lisu" typeface="Segoe UI"/>
+        <a:font script="Mymr" typeface="Myanmar Text"/>
+        <a:font script="Nkoo" typeface="Ebrima"/>
+        <a:font script="Olck" typeface="Nirmala UI"/>
+        <a:font script="Osma" typeface="Ebrima"/>
+        <a:font script="Phag" typeface="Phagspa"/>
+        <a:font script="Syrn" typeface="Estrangelo Edessa"/>
+        <a:font script="Syrj" typeface="Estrangelo Edessa"/>
+        <a:font script="Syre" typeface="Estrangelo Edessa"/>
+        <a:font script="Sora" typeface="Nirmala UI"/>
+        <a:font script="Tale" typeface="Microsoft Tai Le"/>
+        <a:font script="Talu" typeface="Microsoft New Tai Lue"/>
+        <a:font script="Tfng" typeface="Ebrima"/>
       </a:minorFont>
     </a:fontScheme>
     <a:fmtScheme name="Office">
@@ -3015,200 +3255,141 @@
           <a:gsLst>
             <a:gs pos="0">
               <a:schemeClr val="phClr">
-                <a:tint val="50000"/>
-                <a:satMod val="300000"/>
+                <a:lumMod val="110000"/>
+                <a:satMod val="105000"/>
+                <a:tint val="67000"/>
               </a:schemeClr>
             </a:gs>
-            <a:gs pos="35000">
+            <a:gs pos="50000">
               <a:schemeClr val="phClr">
-                <a:tint val="37000"/>
-                <a:satMod val="300000"/>
+                <a:lumMod val="105000"/>
+                <a:satMod val="103000"/>
+                <a:tint val="73000"/>
               </a:schemeClr>
             </a:gs>
             <a:gs pos="100000">
               <a:schemeClr val="phClr">
-                <a:tint val="15000"/>
-                <a:satMod val="350000"/>
+                <a:lumMod val="105000"/>
+                <a:satMod val="109000"/>
+                <a:tint val="81000"/>
               </a:schemeClr>
             </a:gs>
           </a:gsLst>
-          <a:lin ang="16200000" scaled="1"/>
+          <a:lin ang="5400000" scaled="0"/>
         </a:gradFill>
         <a:gradFill rotWithShape="1">
           <a:gsLst>
             <a:gs pos="0">
               <a:schemeClr val="phClr">
-                <a:tint val="100000"/>
+                <a:satMod val="103000"/>
+                <a:lumMod val="102000"/>
+                <a:tint val="94000"/>
+              </a:schemeClr>
+            </a:gs>
+            <a:gs pos="50000">
+              <a:schemeClr val="phClr">
+                <a:satMod val="110000"/>
+                <a:lumMod val="100000"/>
                 <a:shade val="100000"/>
-                <a:satMod val="130000"/>
               </a:schemeClr>
             </a:gs>
             <a:gs pos="100000">
               <a:schemeClr val="phClr">
-                <a:tint val="50000"/>
-                <a:shade val="100000"/>
-                <a:satMod val="350000"/>
+                <a:lumMod val="99000"/>
+                <a:satMod val="120000"/>
+                <a:shade val="78000"/>
               </a:schemeClr>
             </a:gs>
           </a:gsLst>
-          <a:lin ang="16200000" scaled="0"/>
+          <a:lin ang="5400000" scaled="0"/>
         </a:gradFill>
       </a:fillStyleLst>
       <a:lnStyleLst>
-        <a:ln w="9525" cap="flat" cmpd="sng" algn="ctr">
-          <a:solidFill>
-            <a:schemeClr val="phClr">
-              <a:shade val="95000"/>
-              <a:satMod val="105000"/>
-            </a:schemeClr>
-          </a:solidFill>
-          <a:prstDash val="solid"/>
-        </a:ln>
-        <a:ln w="25400" cap="flat" cmpd="sng" algn="ctr">
+        <a:ln w="6350" cap="flat" cmpd="sng" algn="ctr">
           <a:solidFill>
             <a:schemeClr val="phClr"/>
           </a:solidFill>
           <a:prstDash val="solid"/>
+          <a:miter lim="800000"/>
         </a:ln>
-        <a:ln w="38100" cap="flat" cmpd="sng" algn="ctr">
+        <a:ln w="12700" cap="flat" cmpd="sng" algn="ctr">
           <a:solidFill>
             <a:schemeClr val="phClr"/>
           </a:solidFill>
           <a:prstDash val="solid"/>
+          <a:miter lim="800000"/>
+        </a:ln>
+        <a:ln w="19050" cap="flat" cmpd="sng" algn="ctr">
+          <a:solidFill>
+            <a:schemeClr val="phClr"/>
+          </a:solidFill>
+          <a:prstDash val="solid"/>
+          <a:miter lim="800000"/>
         </a:ln>
       </a:lnStyleLst>
       <a:effectStyleLst>
         <a:effectStyle>
+          <a:effectLst/>
+        </a:effectStyle>
+        <a:effectStyle>
+          <a:effectLst/>
+        </a:effectStyle>
+        <a:effectStyle>
           <a:effectLst>
-            <a:outerShdw blurRad="40000" dist="20000" dir="5400000" rotWithShape="0">
+            <a:outerShdw blurRad="57150" dist="19050" dir="5400000" algn="ctr" rotWithShape="0">
               <a:srgbClr val="000000">
-                <a:alpha val="38000"/>
+                <a:alpha val="63000"/>
               </a:srgbClr>
             </a:outerShdw>
           </a:effectLst>
-        </a:effectStyle>
-        <a:effectStyle>
-          <a:effectLst>
-            <a:outerShdw blurRad="40000" dist="23000" dir="5400000" rotWithShape="0">
-              <a:srgbClr val="000000">
-                <a:alpha val="35000"/>
-              </a:srgbClr>
-            </a:outerShdw>
-          </a:effectLst>
-        </a:effectStyle>
-        <a:effectStyle>
-          <a:effectLst>
-            <a:outerShdw blurRad="40000" dist="23000" dir="5400000" rotWithShape="0">
-              <a:srgbClr val="000000">
-                <a:alpha val="35000"/>
-              </a:srgbClr>
-            </a:outerShdw>
-          </a:effectLst>
-          <a:scene3d>
-            <a:camera prst="orthographicFront">
-              <a:rot lat="0" lon="0" rev="0"/>
-            </a:camera>
-            <a:lightRig rig="threePt" dir="t">
-              <a:rot lat="0" lon="0" rev="1200000"/>
-            </a:lightRig>
-          </a:scene3d>
-          <a:sp3d>
-            <a:bevelT w="63500" h="25400"/>
-          </a:sp3d>
         </a:effectStyle>
       </a:effectStyleLst>
       <a:bgFillStyleLst>
         <a:solidFill>
           <a:schemeClr val="phClr"/>
         </a:solidFill>
+        <a:solidFill>
+          <a:schemeClr val="phClr">
+            <a:tint val="95000"/>
+            <a:satMod val="170000"/>
+          </a:schemeClr>
+        </a:solidFill>
         <a:gradFill rotWithShape="1">
           <a:gsLst>
             <a:gs pos="0">
               <a:schemeClr val="phClr">
-                <a:tint val="40000"/>
-                <a:satMod val="350000"/>
+                <a:tint val="93000"/>
+                <a:satMod val="150000"/>
+                <a:shade val="98000"/>
+                <a:lumMod val="102000"/>
               </a:schemeClr>
             </a:gs>
-            <a:gs pos="40000">
+            <a:gs pos="50000">
               <a:schemeClr val="phClr">
-                <a:tint val="45000"/>
-                <a:shade val="99000"/>
-                <a:satMod val="350000"/>
+                <a:tint val="98000"/>
+                <a:satMod val="130000"/>
+                <a:shade val="90000"/>
+                <a:lumMod val="103000"/>
               </a:schemeClr>
             </a:gs>
             <a:gs pos="100000">
               <a:schemeClr val="phClr">
-                <a:shade val="20000"/>
-                <a:satMod val="255000"/>
+                <a:shade val="63000"/>
+                <a:satMod val="120000"/>
               </a:schemeClr>
             </a:gs>
           </a:gsLst>
-          <a:path path="circle">
-            <a:fillToRect l="50000" t="-80000" r="50000" b="180000"/>
-          </a:path>
-        </a:gradFill>
-        <a:gradFill rotWithShape="1">
-          <a:gsLst>
-            <a:gs pos="0">
-              <a:schemeClr val="phClr">
-                <a:tint val="80000"/>
-                <a:satMod val="300000"/>
-              </a:schemeClr>
-            </a:gs>
-            <a:gs pos="100000">
-              <a:schemeClr val="phClr">
-                <a:shade val="30000"/>
-                <a:satMod val="200000"/>
-              </a:schemeClr>
-            </a:gs>
-          </a:gsLst>
-          <a:path path="circle">
-            <a:fillToRect l="50000" t="50000" r="50000" b="50000"/>
-          </a:path>
+          <a:lin ang="5400000" scaled="0"/>
         </a:gradFill>
       </a:bgFillStyleLst>
     </a:fmtScheme>
   </a:themeElements>
-  <a:objectDefaults>
-    <a:spDef>
-      <a:spPr/>
-      <a:bodyPr/>
-      <a:lstStyle/>
-      <a:style>
-        <a:lnRef idx="1">
-          <a:schemeClr val="accent1"/>
-        </a:lnRef>
-        <a:fillRef idx="3">
-          <a:schemeClr val="accent1"/>
-        </a:fillRef>
-        <a:effectRef idx="2">
-          <a:schemeClr val="accent1"/>
-        </a:effectRef>
-        <a:fontRef idx="minor">
-          <a:schemeClr val="lt1"/>
-        </a:fontRef>
-      </a:style>
-    </a:spDef>
-    <a:lnDef>
-      <a:spPr/>
-      <a:bodyPr/>
-      <a:lstStyle/>
-      <a:style>
-        <a:lnRef idx="2">
-          <a:schemeClr val="accent1"/>
-        </a:lnRef>
-        <a:fillRef idx="0">
-          <a:schemeClr val="accent1"/>
-        </a:fillRef>
-        <a:effectRef idx="1">
-          <a:schemeClr val="accent1"/>
-        </a:effectRef>
-        <a:fontRef idx="minor">
-          <a:schemeClr val="tx1"/>
-        </a:fontRef>
-      </a:style>
-    </a:lnDef>
-  </a:objectDefaults>
+  <a:objectDefaults/>
   <a:extraClrSchemeLst/>
+  <a:extLst>
+    <a:ext uri="{05A4C25C-085E-4340-85A3-A5531E510DB2}">
+      <thm15:themeFamily xmlns:thm15="http://schemas.microsoft.com/office/thememl/2012/main" name="Office Theme" id="{2E142A2C-CD16-42D6-873A-C26D2A0506FA}" vid="{1BDDFF52-6CD6-40A5-AB3C-68EB2F1E4D0A}"/>
+    </a:ext>
+  </a:extLst>
 </a:theme>
 </file>
--- a/visa_appendices/docx/D_wellbeing_baseline_methodology.docx
+++ b/visa_appendices/docx/D_wellbeing_baseline_methodology.docx
@@ -2,14 +2,6 @@
 <file path=word/document.xml><?xml version="1.0" encoding="utf-8"?>
 <w:document xmlns:w="http://schemas.openxmlformats.org/wordprocessingml/2006/main" xmlns:m="http://schemas.openxmlformats.org/officeDocument/2006/math" xmlns:r="http://schemas.openxmlformats.org/officeDocument/2006/relationships" xmlns:o="urn:schemas-microsoft-com:office:office" xmlns:v="urn:schemas-microsoft-com:vml" xmlns:w10="urn:schemas-microsoft-com:office:word" xmlns:a="http://schemas.openxmlformats.org/drawingml/2006/main" xmlns:pic="http://schemas.openxmlformats.org/drawingml/2006/picture" xmlns:wp="http://schemas.openxmlformats.org/drawingml/2006/wordprocessingDrawing">
   <w:body>
-    <w:p>
-      <w:pPr>
-        <w:pStyle w:val="Title"/>
-      </w:pPr>
-      <w:r>
-        <w:t xml:space="preserve">D_wellbeing_baseline_methodology</w:t>
-      </w:r>
-    </w:p>
     <w:bookmarkStart w:id="24" w:name="X2eacaae690525972fedecf8337613c4f6de7895"/>
     <w:p>
       <w:pPr>
